--- a/docs/คู่มือหน้าเว็บ_Smart_IV_Alert.docx
+++ b/docs/คู่มือหน้าเว็บ_Smart_IV_Alert.docx
@@ -4,7 +4,7 @@
   <w:body>
     <w:p>
       <w:pPr>
-        <w:spacing w:after="1400" w:line="300"/>
+        <w:spacing w:after="1400" w:line="240" w:lineRule="auto"/>
         <w:jc w:val="left"/>
       </w:pPr>
       <w:r>
@@ -22,7 +22,7 @@
     </w:p>
     <w:p>
       <w:pPr>
-        <w:spacing w:after="120" w:line="300"/>
+        <w:spacing w:after="120" w:line="240" w:lineRule="auto"/>
         <w:jc w:val="center"/>
       </w:pPr>
       <w:r>
@@ -40,7 +40,7 @@
     </w:p>
     <w:p>
       <w:pPr>
-        <w:spacing w:after="120" w:line="300"/>
+        <w:spacing w:after="120" w:line="240" w:lineRule="auto"/>
         <w:jc w:val="center"/>
       </w:pPr>
       <w:r>
@@ -58,7 +58,7 @@
     </w:p>
     <w:p>
       <w:pPr>
-        <w:spacing w:after="500" w:line="300"/>
+        <w:spacing w:after="500" w:line="240" w:lineRule="auto"/>
         <w:jc w:val="center"/>
       </w:pPr>
       <w:r>
@@ -76,7 +76,7 @@
     </w:p>
     <w:p>
       <w:pPr>
-        <w:spacing w:after="160" w:line="300"/>
+        <w:spacing w:after="160" w:line="240" w:lineRule="auto"/>
         <w:jc w:val="center"/>
       </w:pPr>
       <w:r>
@@ -94,7 +94,7 @@
     </w:p>
     <w:p>
       <w:pPr>
-        <w:spacing w:after="1400" w:line="300"/>
+        <w:spacing w:after="1400" w:line="240" w:lineRule="auto"/>
         <w:jc w:val="center"/>
       </w:pPr>
       <w:r>
@@ -112,7 +112,7 @@
     </w:p>
     <w:p>
       <w:pPr>
-        <w:spacing w:after="100" w:line="300"/>
+        <w:spacing w:after="100" w:line="240" w:lineRule="auto"/>
         <w:jc w:val="center"/>
       </w:pPr>
       <w:r>
@@ -130,7 +130,7 @@
     </w:p>
     <w:p>
       <w:pPr>
-        <w:spacing w:after="100" w:line="300"/>
+        <w:spacing w:after="100" w:line="240" w:lineRule="auto"/>
         <w:jc w:val="center"/>
       </w:pPr>
       <w:r>
@@ -148,7 +148,7 @@
     </w:p>
     <w:p>
       <w:pPr>
-        <w:spacing w:after="60" w:line="300"/>
+        <w:spacing w:after="60" w:line="240" w:lineRule="auto"/>
         <w:jc w:val="center"/>
       </w:pPr>
       <w:r>
@@ -177,7 +177,7 @@
     </w:p>
     <w:p>
       <w:pPr>
-        <w:spacing w:after="300" w:line="300"/>
+        <w:spacing w:after="300" w:line="240" w:lineRule="auto"/>
         <w:jc w:val="center"/>
       </w:pPr>
       <w:r>
@@ -195,7 +195,7 @@
     </w:p>
     <w:p>
       <w:pPr>
-        <w:spacing w:after="60" w:line="300"/>
+        <w:spacing w:after="60" w:line="240" w:lineRule="auto"/>
         <w:ind w:firstLine="576"/>
         <w:jc w:val="thaiDistribute"/>
       </w:pPr>
@@ -214,7 +214,7 @@
     </w:p>
     <w:p>
       <w:pPr>
-        <w:spacing w:after="60" w:line="300"/>
+        <w:spacing w:after="60" w:line="240" w:lineRule="auto"/>
         <w:ind w:firstLine="576"/>
         <w:jc w:val="thaiDistribute"/>
       </w:pPr>
@@ -233,7 +233,7 @@
     </w:p>
     <w:p>
       <w:pPr>
-        <w:spacing w:after="60" w:line="300"/>
+        <w:spacing w:after="60" w:line="240" w:lineRule="auto"/>
         <w:ind w:firstLine="576"/>
         <w:jc w:val="thaiDistribute"/>
       </w:pPr>
@@ -252,7 +252,7 @@
     </w:p>
     <w:p>
       <w:pPr>
-        <w:spacing w:after="200" w:line="300"/>
+        <w:spacing w:after="200" w:line="240" w:lineRule="auto"/>
         <w:jc w:val="left"/>
       </w:pPr>
       <w:r>
@@ -314,7 +314,7 @@
           </w:p>
           <w:p>
             <w:pPr>
-              <w:spacing w:after="40" w:line="300"/>
+              <w:spacing w:after="40" w:line="240" w:lineRule="auto"/>
               <w:ind w:left="360" w:hanging="360"/>
             </w:pPr>
             <w:r>
@@ -332,7 +332,7 @@
           </w:p>
           <w:p>
             <w:pPr>
-              <w:spacing w:after="40" w:line="300"/>
+              <w:spacing w:after="40" w:line="240" w:lineRule="auto"/>
               <w:ind w:left="360" w:hanging="360"/>
             </w:pPr>
             <w:r>
@@ -350,7 +350,7 @@
           </w:p>
           <w:p>
             <w:pPr>
-              <w:spacing w:after="40" w:line="300"/>
+              <w:spacing w:after="40" w:line="240" w:lineRule="auto"/>
               <w:ind w:left="360" w:hanging="360"/>
             </w:pPr>
             <w:r>
@@ -371,7 +371,7 @@
     </w:tbl>
     <w:p>
       <w:pPr>
-        <w:spacing w:after="300" w:line="300"/>
+        <w:spacing w:after="300" w:line="240" w:lineRule="auto"/>
         <w:jc w:val="left"/>
       </w:pPr>
       <w:r>
@@ -389,7 +389,7 @@
     </w:p>
     <w:p>
       <w:pPr>
-        <w:spacing w:after="60" w:line="300"/>
+        <w:spacing w:after="60" w:line="240" w:lineRule="auto"/>
         <w:jc w:val="center"/>
       </w:pPr>
       <w:r>
@@ -407,7 +407,7 @@
     </w:p>
     <w:p>
       <w:pPr>
-        <w:spacing w:after="60" w:line="300"/>
+        <w:spacing w:after="60" w:line="240" w:lineRule="auto"/>
         <w:jc w:val="center"/>
       </w:pPr>
       <w:r>
@@ -430,7 +430,7 @@
     </w:p>
     <w:p>
       <w:pPr>
-        <w:spacing w:after="240" w:line="300"/>
+        <w:spacing w:after="240" w:line="240" w:lineRule="auto"/>
         <w:jc w:val="center"/>
       </w:pPr>
       <w:r>
@@ -451,7 +451,7 @@
         <w:tabs>
           <w:tab w:val="right" w:pos="8306" w:leader="dot"/>
         </w:tabs>
-        <w:spacing w:after="40" w:line="300"/>
+        <w:spacing w:after="40" w:line="240" w:lineRule="auto"/>
         <w:ind w:left="0"/>
       </w:pPr>
       <w:r>
@@ -508,7 +508,7 @@
         <w:tabs>
           <w:tab w:val="right" w:pos="8306" w:leader="dot"/>
         </w:tabs>
-        <w:spacing w:after="40" w:line="300"/>
+        <w:spacing w:after="40" w:line="240" w:lineRule="auto"/>
         <w:ind w:left="0"/>
       </w:pPr>
       <w:r>
@@ -533,7 +533,7 @@
           <w:sz w:val="32"/>
           <w:szCs w:val="32"/>
         </w:rPr>
-        <w:t xml:space="preserve">	3</w:t>
+        <w:t xml:space="preserve">	5</w:t>
       </w:r>
     </w:p>
     <w:p>
@@ -541,7 +541,7 @@
         <w:tabs>
           <w:tab w:val="right" w:pos="8306" w:leader="dot"/>
         </w:tabs>
-        <w:spacing w:after="40" w:line="300"/>
+        <w:spacing w:after="40" w:line="240" w:lineRule="auto"/>
         <w:ind w:left="0"/>
       </w:pPr>
       <w:r>
@@ -566,7 +566,7 @@
           <w:sz w:val="32"/>
           <w:szCs w:val="32"/>
         </w:rPr>
-        <w:t xml:space="preserve">	6</w:t>
+        <w:t xml:space="preserve">	10</w:t>
       </w:r>
     </w:p>
     <w:p>
@@ -574,7 +574,7 @@
         <w:tabs>
           <w:tab w:val="right" w:pos="8306" w:leader="dot"/>
         </w:tabs>
-        <w:spacing w:after="40" w:line="300"/>
+        <w:spacing w:after="40" w:line="240" w:lineRule="auto"/>
         <w:ind w:left="0"/>
       </w:pPr>
       <w:r>
@@ -599,7 +599,7 @@
           <w:sz w:val="32"/>
           <w:szCs w:val="32"/>
         </w:rPr>
-        <w:t xml:space="preserve">	14</w:t>
+        <w:t xml:space="preserve">	24</w:t>
       </w:r>
     </w:p>
     <w:p>
@@ -607,7 +607,7 @@
         <w:tabs>
           <w:tab w:val="right" w:pos="8306" w:leader="dot"/>
         </w:tabs>
-        <w:spacing w:after="40" w:line="300"/>
+        <w:spacing w:after="40" w:line="240" w:lineRule="auto"/>
         <w:ind w:left="0"/>
       </w:pPr>
       <w:r>
@@ -632,7 +632,7 @@
           <w:sz w:val="32"/>
           <w:szCs w:val="32"/>
         </w:rPr>
-        <w:t xml:space="preserve">	17</w:t>
+        <w:t xml:space="preserve">	29</w:t>
       </w:r>
     </w:p>
     <w:p>
@@ -640,7 +640,7 @@
         <w:tabs>
           <w:tab w:val="right" w:pos="8306" w:leader="dot"/>
         </w:tabs>
-        <w:spacing w:after="40" w:line="300"/>
+        <w:spacing w:after="40" w:line="240" w:lineRule="auto"/>
         <w:ind w:left="0"/>
       </w:pPr>
       <w:r>
@@ -665,7 +665,7 @@
           <w:sz w:val="32"/>
           <w:szCs w:val="32"/>
         </w:rPr>
-        <w:t xml:space="preserve">	19</w:t>
+        <w:t xml:space="preserve">	33</w:t>
       </w:r>
     </w:p>
     <w:p>
@@ -673,7 +673,7 @@
         <w:tabs>
           <w:tab w:val="right" w:pos="8306" w:leader="dot"/>
         </w:tabs>
-        <w:spacing w:after="40" w:line="300"/>
+        <w:spacing w:after="40" w:line="240" w:lineRule="auto"/>
         <w:ind w:left="0"/>
       </w:pPr>
       <w:r>
@@ -698,7 +698,7 @@
           <w:sz w:val="32"/>
           <w:szCs w:val="32"/>
         </w:rPr>
-        <w:t xml:space="preserve">	20</w:t>
+        <w:t xml:space="preserve">	35</w:t>
       </w:r>
     </w:p>
     <w:p>
@@ -706,7 +706,7 @@
         <w:tabs>
           <w:tab w:val="right" w:pos="8306" w:leader="dot"/>
         </w:tabs>
-        <w:spacing w:after="40" w:line="300"/>
+        <w:spacing w:after="40" w:line="240" w:lineRule="auto"/>
         <w:ind w:left="0"/>
       </w:pPr>
       <w:r>
@@ -731,7 +731,7 @@
           <w:sz w:val="32"/>
           <w:szCs w:val="32"/>
         </w:rPr>
-        <w:t xml:space="preserve">	2</w:t>
+        <w:t xml:space="preserve">	5</w:t>
       </w:r>
       <w:r>
         <w:rPr>
@@ -749,7 +749,7 @@
     </w:p>
     <w:p>
       <w:pPr>
-        <w:spacing w:after="240" w:line="300"/>
+        <w:spacing w:after="240" w:line="240" w:lineRule="auto"/>
         <w:jc w:val="center"/>
       </w:pPr>
       <w:r>
@@ -770,7 +770,7 @@
         <w:tabs>
           <w:tab w:val="right" w:pos="8306" w:leader="dot"/>
         </w:tabs>
-        <w:spacing w:after="40" w:line="300"/>
+        <w:spacing w:after="40" w:line="240" w:lineRule="auto"/>
         <w:ind w:left="504"/>
       </w:pPr>
       <w:r>
@@ -819,7 +819,7 @@
           <w:sz w:val="32"/>
           <w:szCs w:val="32"/>
         </w:rPr>
-        <w:t xml:space="preserve">	9</w:t>
+        <w:t xml:space="preserve">	15</w:t>
       </w:r>
       <w:r>
         <w:rPr>
@@ -837,7 +837,7 @@
     </w:p>
     <w:p>
       <w:pPr>
-        <w:spacing w:after="240" w:line="300"/>
+        <w:spacing w:after="240" w:line="240" w:lineRule="auto"/>
         <w:jc w:val="center"/>
       </w:pPr>
       <w:r>
@@ -858,7 +858,7 @@
         <w:tabs>
           <w:tab w:val="right" w:pos="8306" w:leader="dot"/>
         </w:tabs>
-        <w:spacing w:after="40" w:line="300"/>
+        <w:spacing w:after="40" w:line="240" w:lineRule="auto"/>
         <w:ind w:left="504"/>
       </w:pPr>
       <w:r>
@@ -907,7 +907,7 @@
           <w:sz w:val="32"/>
           <w:szCs w:val="32"/>
         </w:rPr>
-        <w:t xml:space="preserve">	3</w:t>
+        <w:t xml:space="preserve">	5</w:t>
       </w:r>
       <w:r>
         <w:rPr>
@@ -932,7 +932,7 @@
     <w:p>
       <w:pPr>
         <w:pStyle w:val="Heading1"/>
-        <w:spacing w:after="240" w:before="240" w:line="480"/>
+        <w:spacing w:after="240" w:before="240" w:line="320" w:lineRule="auto"/>
         <w:jc w:val="center"/>
       </w:pPr>
       <w:r>
@@ -979,7 +979,7 @@
     </w:p>
     <w:p>
       <w:pPr>
-        <w:spacing w:after="60" w:line="300"/>
+        <w:spacing w:after="60" w:line="240" w:lineRule="auto"/>
         <w:ind w:firstLine="576"/>
         <w:jc w:val="thaiDistribute"/>
       </w:pPr>
@@ -998,7 +998,7 @@
     </w:p>
     <w:p>
       <w:pPr>
-        <w:spacing w:after="60" w:line="300"/>
+        <w:spacing w:after="60" w:line="240" w:lineRule="auto"/>
         <w:ind w:firstLine="576"/>
         <w:jc w:val="thaiDistribute"/>
       </w:pPr>
@@ -1039,7 +1039,7 @@
         <w:tabs>
           <w:tab w:val="left" w:pos="863"/>
         </w:tabs>
-        <w:spacing w:after="40" w:line="300"/>
+        <w:spacing w:after="40" w:line="240" w:lineRule="auto"/>
         <w:ind w:left="863" w:hanging="504"/>
       </w:pPr>
       <w:r>
@@ -1072,7 +1072,7 @@
         <w:tabs>
           <w:tab w:val="left" w:pos="863"/>
         </w:tabs>
-        <w:spacing w:after="40" w:line="300"/>
+        <w:spacing w:after="40" w:line="240" w:lineRule="auto"/>
         <w:ind w:left="863" w:hanging="504"/>
       </w:pPr>
       <w:r>
@@ -1105,7 +1105,7 @@
         <w:tabs>
           <w:tab w:val="left" w:pos="863"/>
         </w:tabs>
-        <w:spacing w:after="40" w:line="300"/>
+        <w:spacing w:after="40" w:line="240" w:lineRule="auto"/>
         <w:ind w:left="863" w:hanging="504"/>
       </w:pPr>
       <w:r>
@@ -1138,7 +1138,7 @@
         <w:tabs>
           <w:tab w:val="left" w:pos="863"/>
         </w:tabs>
-        <w:spacing w:after="40" w:line="300"/>
+        <w:spacing w:after="40" w:line="240" w:lineRule="auto"/>
         <w:ind w:left="863" w:hanging="504"/>
       </w:pPr>
       <w:r>
@@ -1171,7 +1171,7 @@
         <w:tabs>
           <w:tab w:val="left" w:pos="863"/>
         </w:tabs>
-        <w:spacing w:after="40" w:line="300"/>
+        <w:spacing w:after="40" w:line="240" w:lineRule="auto"/>
         <w:ind w:left="863" w:hanging="504"/>
       </w:pPr>
       <w:r>
@@ -1204,7 +1204,7 @@
         <w:tabs>
           <w:tab w:val="left" w:pos="863"/>
         </w:tabs>
-        <w:spacing w:after="40" w:line="300"/>
+        <w:spacing w:after="40" w:line="240" w:lineRule="auto"/>
         <w:ind w:left="863" w:hanging="504"/>
       </w:pPr>
       <w:r>
@@ -1256,7 +1256,7 @@
         <w:tabs>
           <w:tab w:val="left" w:pos="863"/>
         </w:tabs>
-        <w:spacing w:after="40" w:line="300"/>
+        <w:spacing w:after="40" w:line="240" w:lineRule="auto"/>
         <w:ind w:left="863" w:hanging="504"/>
       </w:pPr>
       <w:r>
@@ -1289,7 +1289,7 @@
         <w:tabs>
           <w:tab w:val="left" w:pos="863"/>
         </w:tabs>
-        <w:spacing w:after="40" w:line="300"/>
+        <w:spacing w:after="40" w:line="240" w:lineRule="auto"/>
         <w:ind w:left="863" w:hanging="504"/>
       </w:pPr>
       <w:r>
@@ -1322,7 +1322,7 @@
         <w:tabs>
           <w:tab w:val="left" w:pos="863"/>
         </w:tabs>
-        <w:spacing w:after="40" w:line="300"/>
+        <w:spacing w:after="40" w:line="240" w:lineRule="auto"/>
         <w:ind w:left="863" w:hanging="504"/>
       </w:pPr>
       <w:r>
@@ -1355,7 +1355,7 @@
         <w:tabs>
           <w:tab w:val="left" w:pos="863"/>
         </w:tabs>
-        <w:spacing w:after="40" w:line="300"/>
+        <w:spacing w:after="40" w:line="240" w:lineRule="auto"/>
         <w:ind w:left="863" w:hanging="504"/>
       </w:pPr>
       <w:r>
@@ -1429,7 +1429,7 @@
           </w:p>
           <w:p>
             <w:pPr>
-              <w:spacing w:after="40" w:line="300"/>
+              <w:spacing w:after="40" w:line="240" w:lineRule="auto"/>
               <w:ind w:left="360" w:hanging="360"/>
             </w:pPr>
             <w:r>
@@ -1447,7 +1447,7 @@
           </w:p>
           <w:p>
             <w:pPr>
-              <w:spacing w:after="40" w:line="300"/>
+              <w:spacing w:after="40" w:line="240" w:lineRule="auto"/>
               <w:ind w:left="360" w:hanging="360"/>
             </w:pPr>
             <w:r>
@@ -1465,7 +1465,7 @@
           </w:p>
           <w:p>
             <w:pPr>
-              <w:spacing w:after="40" w:line="300"/>
+              <w:spacing w:after="40" w:line="240" w:lineRule="auto"/>
               <w:ind w:left="360" w:hanging="360"/>
             </w:pPr>
             <w:r>
@@ -1504,7 +1504,7 @@
     </w:p>
     <w:p>
       <w:pPr>
-        <w:spacing w:after="60" w:line="300"/>
+        <w:spacing w:after="60" w:line="240" w:lineRule="auto"/>
         <w:ind w:firstLine="576"/>
         <w:jc w:val="thaiDistribute"/>
       </w:pPr>
@@ -1523,7 +1523,7 @@
     </w:p>
     <w:p>
       <w:pPr>
-        <w:spacing w:after="60" w:line="300"/>
+        <w:spacing w:after="60" w:line="240" w:lineRule="auto"/>
         <w:ind w:firstLine="576"/>
         <w:jc w:val="thaiDistribute"/>
       </w:pPr>
@@ -1560,7 +1560,7 @@
     </w:p>
     <w:p>
       <w:pPr>
-        <w:spacing w:after="60" w:line="300"/>
+        <w:spacing w:after="60" w:line="240" w:lineRule="auto"/>
         <w:ind w:firstLine="576"/>
         <w:jc w:val="thaiDistribute"/>
       </w:pPr>
@@ -1582,7 +1582,7 @@
         <w:tabs>
           <w:tab w:val="left" w:pos="863"/>
         </w:tabs>
-        <w:spacing w:after="40" w:line="300"/>
+        <w:spacing w:after="40" w:line="240" w:lineRule="auto"/>
         <w:ind w:left="863" w:hanging="504"/>
       </w:pPr>
       <w:r>
@@ -1615,7 +1615,7 @@
         <w:tabs>
           <w:tab w:val="left" w:pos="863"/>
         </w:tabs>
-        <w:spacing w:after="40" w:line="300"/>
+        <w:spacing w:after="40" w:line="240" w:lineRule="auto"/>
         <w:ind w:left="863" w:hanging="504"/>
       </w:pPr>
       <w:r>
@@ -1648,7 +1648,7 @@
         <w:tabs>
           <w:tab w:val="left" w:pos="863"/>
         </w:tabs>
-        <w:spacing w:after="40" w:line="300"/>
+        <w:spacing w:after="40" w:line="240" w:lineRule="auto"/>
         <w:ind w:left="863" w:hanging="504"/>
       </w:pPr>
       <w:r>
@@ -1681,7 +1681,7 @@
         <w:tabs>
           <w:tab w:val="left" w:pos="863"/>
         </w:tabs>
-        <w:spacing w:after="40" w:line="300"/>
+        <w:spacing w:after="40" w:line="240" w:lineRule="auto"/>
         <w:ind w:left="863" w:hanging="504"/>
       </w:pPr>
       <w:r>
@@ -1714,7 +1714,7 @@
         <w:tabs>
           <w:tab w:val="left" w:pos="863"/>
         </w:tabs>
-        <w:spacing w:after="40" w:line="300"/>
+        <w:spacing w:after="40" w:line="240" w:lineRule="auto"/>
         <w:ind w:left="863" w:hanging="504"/>
       </w:pPr>
       <w:r>
@@ -1788,7 +1788,7 @@
           </w:p>
           <w:p>
             <w:pPr>
-              <w:spacing w:after="40" w:line="300"/>
+              <w:spacing w:after="40" w:line="240" w:lineRule="auto"/>
               <w:ind w:left="360" w:hanging="360"/>
             </w:pPr>
             <w:r>
@@ -1806,7 +1806,7 @@
           </w:p>
           <w:p>
             <w:pPr>
-              <w:spacing w:after="40" w:line="300"/>
+              <w:spacing w:after="40" w:line="240" w:lineRule="auto"/>
               <w:ind w:left="360" w:hanging="360"/>
             </w:pPr>
             <w:r>
@@ -1824,7 +1824,7 @@
           </w:p>
           <w:p>
             <w:pPr>
-              <w:spacing w:after="40" w:line="300"/>
+              <w:spacing w:after="40" w:line="240" w:lineRule="auto"/>
               <w:ind w:left="360" w:hanging="360"/>
             </w:pPr>
             <w:r>
@@ -1863,7 +1863,7 @@
     </w:p>
     <w:p>
       <w:pPr>
-        <w:spacing w:after="60" w:line="300"/>
+        <w:spacing w:after="60" w:line="240" w:lineRule="auto"/>
         <w:ind w:firstLine="576"/>
         <w:jc w:val="thaiDistribute"/>
       </w:pPr>
@@ -1926,7 +1926,7 @@
           </w:p>
           <w:p>
             <w:pPr>
-              <w:spacing w:after="40" w:line="300"/>
+              <w:spacing w:after="40" w:line="240" w:lineRule="auto"/>
               <w:ind w:left="360" w:hanging="360"/>
             </w:pPr>
             <w:r>
@@ -1944,7 +1944,7 @@
           </w:p>
           <w:p>
             <w:pPr>
-              <w:spacing w:after="40" w:line="300"/>
+              <w:spacing w:after="40" w:line="240" w:lineRule="auto"/>
               <w:ind w:left="360" w:hanging="360"/>
             </w:pPr>
             <w:r>
@@ -1962,7 +1962,7 @@
           </w:p>
           <w:p>
             <w:pPr>
-              <w:spacing w:after="40" w:line="300"/>
+              <w:spacing w:after="40" w:line="240" w:lineRule="auto"/>
               <w:ind w:left="360" w:hanging="360"/>
             </w:pPr>
             <w:r>
@@ -1980,7 +1980,7 @@
           </w:p>
           <w:p>
             <w:pPr>
-              <w:spacing w:after="40" w:line="300"/>
+              <w:spacing w:after="40" w:line="240" w:lineRule="auto"/>
               <w:ind w:left="360" w:hanging="360"/>
             </w:pPr>
             <w:r>
@@ -2019,7 +2019,7 @@
     </w:p>
     <w:p>
       <w:pPr>
-        <w:spacing w:after="60" w:line="300"/>
+        <w:spacing w:after="60" w:line="240" w:lineRule="auto"/>
         <w:ind w:firstLine="576"/>
         <w:jc w:val="thaiDistribute"/>
       </w:pPr>
@@ -2085,7 +2085,7 @@
     <w:p>
       <w:pPr>
         <w:pStyle w:val="CaptionFigure"/>
-        <w:spacing w:after="160" w:before="60" w:line="288"/>
+        <w:spacing w:after="160" w:before="60" w:line="260" w:lineRule="auto"/>
         <w:jc w:val="center"/>
       </w:pPr>
       <w:r>
@@ -2103,7 +2103,7 @@
     </w:p>
     <w:p>
       <w:pPr>
-        <w:spacing w:after="60" w:line="300"/>
+        <w:spacing w:after="60" w:line="240" w:lineRule="auto"/>
         <w:ind w:firstLine="576"/>
         <w:jc w:val="thaiDistribute"/>
       </w:pPr>
@@ -2128,7 +2128,7 @@
     <w:p>
       <w:pPr>
         <w:pStyle w:val="Heading1"/>
-        <w:spacing w:after="240" w:before="240" w:line="480"/>
+        <w:spacing w:after="240" w:before="240" w:line="320" w:lineRule="auto"/>
         <w:jc w:val="center"/>
       </w:pPr>
       <w:r>
@@ -2157,7 +2157,7 @@
     </w:p>
     <w:p>
       <w:pPr>
-        <w:spacing w:after="60" w:line="300"/>
+        <w:spacing w:after="60" w:line="240" w:lineRule="auto"/>
         <w:ind w:firstLine="576"/>
         <w:jc w:val="thaiDistribute"/>
       </w:pPr>
@@ -2194,7 +2194,7 @@
     </w:p>
     <w:p>
       <w:pPr>
-        <w:spacing w:after="60" w:line="300"/>
+        <w:spacing w:after="60" w:line="240" w:lineRule="auto"/>
         <w:ind w:firstLine="576"/>
         <w:jc w:val="thaiDistribute"/>
       </w:pPr>
@@ -2213,7 +2213,7 @@
     </w:p>
     <w:p>
       <w:pPr>
-        <w:spacing w:after="60" w:line="300"/>
+        <w:spacing w:after="60" w:line="240" w:lineRule="auto"/>
         <w:ind w:firstLine="576"/>
         <w:jc w:val="thaiDistribute"/>
       </w:pPr>
@@ -2250,7 +2250,7 @@
     </w:p>
     <w:p>
       <w:pPr>
-        <w:spacing w:after="60" w:line="300"/>
+        <w:spacing w:after="60" w:line="240" w:lineRule="auto"/>
         <w:ind w:firstLine="576"/>
         <w:jc w:val="thaiDistribute"/>
       </w:pPr>
@@ -2272,7 +2272,7 @@
         <w:tabs>
           <w:tab w:val="left" w:pos="863"/>
         </w:tabs>
-        <w:spacing w:after="40" w:line="300"/>
+        <w:spacing w:after="40" w:line="240" w:lineRule="auto"/>
         <w:ind w:left="863" w:hanging="504"/>
       </w:pPr>
       <w:r>
@@ -2329,7 +2329,7 @@
         <w:tabs>
           <w:tab w:val="left" w:pos="863"/>
         </w:tabs>
-        <w:spacing w:after="40" w:line="300"/>
+        <w:spacing w:after="40" w:line="240" w:lineRule="auto"/>
         <w:ind w:left="863" w:hanging="504"/>
       </w:pPr>
       <w:r>
@@ -2386,7 +2386,7 @@
         <w:tabs>
           <w:tab w:val="left" w:pos="863"/>
         </w:tabs>
-        <w:spacing w:after="40" w:line="300"/>
+        <w:spacing w:after="40" w:line="240" w:lineRule="auto"/>
         <w:ind w:left="863" w:hanging="504"/>
       </w:pPr>
       <w:r>
@@ -2484,7 +2484,7 @@
           </w:p>
           <w:p>
             <w:pPr>
-              <w:spacing w:after="40" w:line="300"/>
+              <w:spacing w:after="40" w:line="240" w:lineRule="auto"/>
               <w:ind w:left="360" w:hanging="360"/>
             </w:pPr>
             <w:r>
@@ -2502,7 +2502,7 @@
           </w:p>
           <w:p>
             <w:pPr>
-              <w:spacing w:after="40" w:line="300"/>
+              <w:spacing w:after="40" w:line="240" w:lineRule="auto"/>
               <w:ind w:left="360" w:hanging="360"/>
             </w:pPr>
             <w:r>
@@ -2520,7 +2520,7 @@
           </w:p>
           <w:p>
             <w:pPr>
-              <w:spacing w:after="40" w:line="300"/>
+              <w:spacing w:after="40" w:line="240" w:lineRule="auto"/>
               <w:ind w:left="360" w:hanging="360"/>
             </w:pPr>
             <w:r>
@@ -2559,7 +2559,7 @@
     </w:p>
     <w:p>
       <w:pPr>
-        <w:spacing w:after="60" w:line="300"/>
+        <w:spacing w:after="60" w:line="240" w:lineRule="auto"/>
         <w:ind w:firstLine="576"/>
         <w:jc w:val="thaiDistribute"/>
       </w:pPr>
@@ -2578,7 +2578,7 @@
     </w:p>
     <w:p>
       <w:pPr>
-        <w:spacing w:after="60" w:line="300"/>
+        <w:spacing w:after="60" w:line="240" w:lineRule="auto"/>
         <w:ind w:firstLine="576"/>
         <w:jc w:val="thaiDistribute"/>
       </w:pPr>
@@ -2615,7 +2615,7 @@
     </w:p>
     <w:p>
       <w:pPr>
-        <w:spacing w:after="60" w:line="300"/>
+        <w:spacing w:after="60" w:line="240" w:lineRule="auto"/>
         <w:ind w:firstLine="576"/>
         <w:jc w:val="thaiDistribute"/>
       </w:pPr>
@@ -2702,7 +2702,7 @@
           </w:p>
           <w:p>
             <w:pPr>
-              <w:spacing w:after="40" w:line="300"/>
+              <w:spacing w:after="40" w:line="240" w:lineRule="auto"/>
               <w:ind w:left="360" w:hanging="360"/>
             </w:pPr>
             <w:r>
@@ -2720,7 +2720,7 @@
           </w:p>
           <w:p>
             <w:pPr>
-              <w:spacing w:after="40" w:line="300"/>
+              <w:spacing w:after="40" w:line="240" w:lineRule="auto"/>
               <w:ind w:left="360" w:hanging="360"/>
             </w:pPr>
             <w:r>
@@ -2738,7 +2738,7 @@
           </w:p>
           <w:p>
             <w:pPr>
-              <w:spacing w:after="40" w:line="300"/>
+              <w:spacing w:after="40" w:line="240" w:lineRule="auto"/>
               <w:ind w:left="360" w:hanging="360"/>
             </w:pPr>
             <w:r>
@@ -2777,7 +2777,7 @@
     </w:p>
     <w:p>
       <w:pPr>
-        <w:spacing w:after="60" w:line="300"/>
+        <w:spacing w:after="60" w:line="240" w:lineRule="auto"/>
         <w:ind w:firstLine="576"/>
         <w:jc w:val="thaiDistribute"/>
       </w:pPr>
@@ -2840,7 +2840,7 @@
           </w:p>
           <w:p>
             <w:pPr>
-              <w:spacing w:after="40" w:line="300"/>
+              <w:spacing w:after="40" w:line="240" w:lineRule="auto"/>
               <w:ind w:left="360" w:hanging="360"/>
             </w:pPr>
             <w:r>
@@ -2858,7 +2858,7 @@
           </w:p>
           <w:p>
             <w:pPr>
-              <w:spacing w:after="40" w:line="300"/>
+              <w:spacing w:after="40" w:line="240" w:lineRule="auto"/>
               <w:ind w:left="360" w:hanging="360"/>
             </w:pPr>
             <w:r>
@@ -2885,7 +2885,7 @@
     <w:p>
       <w:pPr>
         <w:pStyle w:val="Heading1"/>
-        <w:spacing w:after="240" w:before="240" w:line="480"/>
+        <w:spacing w:after="240" w:before="240" w:line="320" w:lineRule="auto"/>
         <w:jc w:val="center"/>
       </w:pPr>
       <w:r>
@@ -2914,7 +2914,7 @@
     </w:p>
     <w:p>
       <w:pPr>
-        <w:spacing w:after="60" w:line="300"/>
+        <w:spacing w:after="60" w:line="240" w:lineRule="auto"/>
         <w:ind w:firstLine="576"/>
         <w:jc w:val="thaiDistribute"/>
       </w:pPr>
@@ -2951,7 +2951,7 @@
     </w:p>
     <w:p>
       <w:pPr>
-        <w:spacing w:after="60" w:line="300"/>
+        <w:spacing w:after="60" w:line="240" w:lineRule="auto"/>
         <w:ind w:firstLine="576"/>
         <w:jc w:val="thaiDistribute"/>
       </w:pPr>
@@ -2970,7 +2970,7 @@
     </w:p>
     <w:p>
       <w:pPr>
-        <w:spacing w:after="60" w:line="300"/>
+        <w:spacing w:after="60" w:line="240" w:lineRule="auto"/>
         <w:ind w:firstLine="576"/>
         <w:jc w:val="thaiDistribute"/>
       </w:pPr>
@@ -3033,7 +3033,7 @@
           </w:p>
           <w:p>
             <w:pPr>
-              <w:spacing w:after="40" w:line="300"/>
+              <w:spacing w:after="40" w:line="240" w:lineRule="auto"/>
               <w:ind w:left="360" w:hanging="360"/>
             </w:pPr>
             <w:r>
@@ -3051,7 +3051,7 @@
           </w:p>
           <w:p>
             <w:pPr>
-              <w:spacing w:after="40" w:line="300"/>
+              <w:spacing w:after="40" w:line="240" w:lineRule="auto"/>
               <w:ind w:left="360" w:hanging="360"/>
             </w:pPr>
             <w:r>
@@ -3069,7 +3069,7 @@
           </w:p>
           <w:p>
             <w:pPr>
-              <w:spacing w:after="40" w:line="300"/>
+              <w:spacing w:after="40" w:line="240" w:lineRule="auto"/>
               <w:ind w:left="360" w:hanging="360"/>
             </w:pPr>
             <w:r>
@@ -3108,7 +3108,7 @@
     </w:p>
     <w:p>
       <w:pPr>
-        <w:spacing w:after="60" w:line="300"/>
+        <w:spacing w:after="60" w:line="240" w:lineRule="auto"/>
         <w:ind w:firstLine="576"/>
         <w:jc w:val="thaiDistribute"/>
       </w:pPr>
@@ -3174,7 +3174,7 @@
     <w:p>
       <w:pPr>
         <w:pStyle w:val="CaptionFigure"/>
-        <w:spacing w:after="160" w:before="60" w:line="288"/>
+        <w:spacing w:after="160" w:before="60" w:line="260" w:lineRule="auto"/>
         <w:jc w:val="center"/>
       </w:pPr>
       <w:r>
@@ -3211,7 +3211,7 @@
     </w:p>
     <w:p>
       <w:pPr>
-        <w:spacing w:after="60" w:line="300"/>
+        <w:spacing w:after="60" w:line="240" w:lineRule="auto"/>
         <w:ind w:firstLine="576"/>
         <w:jc w:val="thaiDistribute"/>
       </w:pPr>
@@ -3230,7 +3230,7 @@
     </w:p>
     <w:p>
       <w:pPr>
-        <w:spacing w:after="60" w:line="300"/>
+        <w:spacing w:after="60" w:line="240" w:lineRule="auto"/>
         <w:ind w:firstLine="576"/>
         <w:jc w:val="thaiDistribute"/>
       </w:pPr>
@@ -3268,7 +3268,7 @@
     </w:p>
     <w:p>
       <w:pPr>
-        <w:spacing w:after="60" w:line="300"/>
+        <w:spacing w:after="60" w:line="240" w:lineRule="auto"/>
         <w:ind w:firstLine="576"/>
         <w:jc w:val="thaiDistribute"/>
       </w:pPr>
@@ -3306,7 +3306,7 @@
     </w:p>
     <w:p>
       <w:pPr>
-        <w:spacing w:after="60" w:line="300"/>
+        <w:spacing w:after="60" w:line="240" w:lineRule="auto"/>
         <w:ind w:firstLine="576"/>
         <w:jc w:val="thaiDistribute"/>
       </w:pPr>
@@ -3328,7 +3328,7 @@
         <w:tabs>
           <w:tab w:val="left" w:pos="863"/>
         </w:tabs>
-        <w:spacing w:after="40" w:line="300"/>
+        <w:spacing w:after="40" w:line="240" w:lineRule="auto"/>
         <w:ind w:left="863" w:hanging="504"/>
       </w:pPr>
       <w:r>
@@ -3385,7 +3385,7 @@
         <w:tabs>
           <w:tab w:val="left" w:pos="863"/>
         </w:tabs>
-        <w:spacing w:after="40" w:line="300"/>
+        <w:spacing w:after="40" w:line="240" w:lineRule="auto"/>
         <w:ind w:left="863" w:hanging="504"/>
       </w:pPr>
       <w:r>
@@ -3442,7 +3442,7 @@
         <w:tabs>
           <w:tab w:val="left" w:pos="863"/>
         </w:tabs>
-        <w:spacing w:after="40" w:line="300"/>
+        <w:spacing w:after="40" w:line="240" w:lineRule="auto"/>
         <w:ind w:left="863" w:hanging="504"/>
       </w:pPr>
       <w:r>
@@ -3514,7 +3514,7 @@
     </w:p>
     <w:p>
       <w:pPr>
-        <w:spacing w:after="60" w:line="300"/>
+        <w:spacing w:after="60" w:line="240" w:lineRule="auto"/>
         <w:ind w:firstLine="576"/>
         <w:jc w:val="thaiDistribute"/>
       </w:pPr>
@@ -3580,7 +3580,7 @@
     <w:p>
       <w:pPr>
         <w:pStyle w:val="CaptionFigure"/>
-        <w:spacing w:after="160" w:before="60" w:line="288"/>
+        <w:spacing w:after="160" w:before="60" w:line="260" w:lineRule="auto"/>
         <w:jc w:val="center"/>
       </w:pPr>
       <w:r>
@@ -3617,7 +3617,7 @@
     </w:p>
     <w:p>
       <w:pPr>
-        <w:spacing w:after="60" w:line="300"/>
+        <w:spacing w:after="60" w:line="240" w:lineRule="auto"/>
         <w:ind w:firstLine="576"/>
         <w:jc w:val="thaiDistribute"/>
       </w:pPr>
@@ -3669,7 +3669,7 @@
           </w:tcPr>
           <w:p>
             <w:pPr>
-              <w:spacing w:after="0" w:line="288"/>
+              <w:spacing w:after="0" w:line="260" w:lineRule="auto"/>
               <w:jc w:val="center"/>
             </w:pPr>
             <w:r>
@@ -3700,7 +3700,7 @@
           </w:tcPr>
           <w:p>
             <w:pPr>
-              <w:spacing w:after="0" w:line="288"/>
+              <w:spacing w:after="0" w:line="260" w:lineRule="auto"/>
               <w:jc w:val="center"/>
             </w:pPr>
             <w:r>
@@ -3731,7 +3731,7 @@
           </w:tcPr>
           <w:p>
             <w:pPr>
-              <w:spacing w:after="0" w:line="288"/>
+              <w:spacing w:after="0" w:line="260" w:lineRule="auto"/>
               <w:jc w:val="center"/>
             </w:pPr>
             <w:r>
@@ -3763,7 +3763,7 @@
           </w:tcPr>
           <w:p>
             <w:pPr>
-              <w:spacing w:after="0" w:line="288"/>
+              <w:spacing w:after="0" w:line="260" w:lineRule="auto"/>
               <w:jc w:val="left"/>
             </w:pPr>
             <w:r>
@@ -3793,7 +3793,7 @@
           </w:tcPr>
           <w:p>
             <w:pPr>
-              <w:spacing w:after="0" w:line="288"/>
+              <w:spacing w:after="0" w:line="260" w:lineRule="auto"/>
               <w:jc w:val="center"/>
             </w:pPr>
             <w:r>
@@ -3823,7 +3823,7 @@
           </w:tcPr>
           <w:p>
             <w:pPr>
-              <w:spacing w:after="0" w:line="288"/>
+              <w:spacing w:after="0" w:line="260" w:lineRule="auto"/>
               <w:jc w:val="left"/>
             </w:pPr>
             <w:r>
@@ -3855,7 +3855,7 @@
           </w:tcPr>
           <w:p>
             <w:pPr>
-              <w:spacing w:after="0" w:line="288"/>
+              <w:spacing w:after="0" w:line="260" w:lineRule="auto"/>
               <w:jc w:val="left"/>
             </w:pPr>
             <w:r>
@@ -3885,7 +3885,7 @@
           </w:tcPr>
           <w:p>
             <w:pPr>
-              <w:spacing w:after="0" w:line="288"/>
+              <w:spacing w:after="0" w:line="260" w:lineRule="auto"/>
               <w:jc w:val="center"/>
             </w:pPr>
             <w:r>
@@ -3915,7 +3915,7 @@
           </w:tcPr>
           <w:p>
             <w:pPr>
-              <w:spacing w:after="0" w:line="288"/>
+              <w:spacing w:after="0" w:line="260" w:lineRule="auto"/>
               <w:jc w:val="left"/>
             </w:pPr>
             <w:r>
@@ -3947,7 +3947,7 @@
           </w:tcPr>
           <w:p>
             <w:pPr>
-              <w:spacing w:after="0" w:line="288"/>
+              <w:spacing w:after="0" w:line="260" w:lineRule="auto"/>
               <w:jc w:val="left"/>
             </w:pPr>
             <w:r>
@@ -3977,7 +3977,7 @@
           </w:tcPr>
           <w:p>
             <w:pPr>
-              <w:spacing w:after="0" w:line="288"/>
+              <w:spacing w:after="0" w:line="260" w:lineRule="auto"/>
               <w:jc w:val="center"/>
             </w:pPr>
             <w:r>
@@ -4007,7 +4007,7 @@
           </w:tcPr>
           <w:p>
             <w:pPr>
-              <w:spacing w:after="0" w:line="288"/>
+              <w:spacing w:after="0" w:line="260" w:lineRule="auto"/>
               <w:jc w:val="left"/>
             </w:pPr>
             <w:r>
@@ -4039,7 +4039,7 @@
           </w:tcPr>
           <w:p>
             <w:pPr>
-              <w:spacing w:after="0" w:line="288"/>
+              <w:spacing w:after="0" w:line="260" w:lineRule="auto"/>
               <w:jc w:val="left"/>
             </w:pPr>
             <w:r>
@@ -4069,7 +4069,7 @@
           </w:tcPr>
           <w:p>
             <w:pPr>
-              <w:spacing w:after="0" w:line="288"/>
+              <w:spacing w:after="0" w:line="260" w:lineRule="auto"/>
               <w:jc w:val="center"/>
             </w:pPr>
             <w:r>
@@ -4099,7 +4099,7 @@
           </w:tcPr>
           <w:p>
             <w:pPr>
-              <w:spacing w:after="0" w:line="288"/>
+              <w:spacing w:after="0" w:line="260" w:lineRule="auto"/>
               <w:jc w:val="left"/>
             </w:pPr>
             <w:r>
@@ -4131,7 +4131,7 @@
           </w:tcPr>
           <w:p>
             <w:pPr>
-              <w:spacing w:after="0" w:line="288"/>
+              <w:spacing w:after="0" w:line="260" w:lineRule="auto"/>
               <w:jc w:val="left"/>
             </w:pPr>
             <w:r>
@@ -4161,7 +4161,7 @@
           </w:tcPr>
           <w:p>
             <w:pPr>
-              <w:spacing w:after="0" w:line="288"/>
+              <w:spacing w:after="0" w:line="260" w:lineRule="auto"/>
               <w:jc w:val="center"/>
             </w:pPr>
             <w:r>
@@ -4191,7 +4191,7 @@
           </w:tcPr>
           <w:p>
             <w:pPr>
-              <w:spacing w:after="0" w:line="288"/>
+              <w:spacing w:after="0" w:line="260" w:lineRule="auto"/>
               <w:jc w:val="left"/>
             </w:pPr>
             <w:r>
@@ -4223,7 +4223,7 @@
           </w:tcPr>
           <w:p>
             <w:pPr>
-              <w:spacing w:after="0" w:line="288"/>
+              <w:spacing w:after="0" w:line="260" w:lineRule="auto"/>
               <w:jc w:val="left"/>
             </w:pPr>
             <w:r>
@@ -4253,7 +4253,7 @@
           </w:tcPr>
           <w:p>
             <w:pPr>
-              <w:spacing w:after="0" w:line="288"/>
+              <w:spacing w:after="0" w:line="260" w:lineRule="auto"/>
               <w:jc w:val="center"/>
             </w:pPr>
             <w:r>
@@ -4283,7 +4283,7 @@
           </w:tcPr>
           <w:p>
             <w:pPr>
-              <w:spacing w:after="0" w:line="288"/>
+              <w:spacing w:after="0" w:line="260" w:lineRule="auto"/>
               <w:jc w:val="left"/>
             </w:pPr>
             <w:r>
@@ -4315,7 +4315,7 @@
           </w:tcPr>
           <w:p>
             <w:pPr>
-              <w:spacing w:after="0" w:line="288"/>
+              <w:spacing w:after="0" w:line="260" w:lineRule="auto"/>
               <w:jc w:val="left"/>
             </w:pPr>
             <w:r>
@@ -4345,7 +4345,7 @@
           </w:tcPr>
           <w:p>
             <w:pPr>
-              <w:spacing w:after="0" w:line="288"/>
+              <w:spacing w:after="0" w:line="260" w:lineRule="auto"/>
               <w:jc w:val="center"/>
             </w:pPr>
             <w:r>
@@ -4375,7 +4375,7 @@
           </w:tcPr>
           <w:p>
             <w:pPr>
-              <w:spacing w:after="0" w:line="288"/>
+              <w:spacing w:after="0" w:line="260" w:lineRule="auto"/>
               <w:jc w:val="left"/>
             </w:pPr>
             <w:r>
@@ -4407,7 +4407,7 @@
           </w:tcPr>
           <w:p>
             <w:pPr>
-              <w:spacing w:after="0" w:line="288"/>
+              <w:spacing w:after="0" w:line="260" w:lineRule="auto"/>
               <w:jc w:val="left"/>
             </w:pPr>
             <w:r>
@@ -4437,7 +4437,7 @@
           </w:tcPr>
           <w:p>
             <w:pPr>
-              <w:spacing w:after="0" w:line="288"/>
+              <w:spacing w:after="0" w:line="260" w:lineRule="auto"/>
               <w:jc w:val="center"/>
             </w:pPr>
             <w:r>
@@ -4467,7 +4467,7 @@
           </w:tcPr>
           <w:p>
             <w:pPr>
-              <w:spacing w:after="0" w:line="288"/>
+              <w:spacing w:after="0" w:line="260" w:lineRule="auto"/>
               <w:jc w:val="left"/>
             </w:pPr>
             <w:r>
@@ -4499,7 +4499,7 @@
           </w:tcPr>
           <w:p>
             <w:pPr>
-              <w:spacing w:after="0" w:line="288"/>
+              <w:spacing w:after="0" w:line="260" w:lineRule="auto"/>
               <w:jc w:val="left"/>
             </w:pPr>
             <w:r>
@@ -4529,7 +4529,7 @@
           </w:tcPr>
           <w:p>
             <w:pPr>
-              <w:spacing w:after="0" w:line="288"/>
+              <w:spacing w:after="0" w:line="260" w:lineRule="auto"/>
               <w:jc w:val="center"/>
             </w:pPr>
             <w:r>
@@ -4559,7 +4559,7 @@
           </w:tcPr>
           <w:p>
             <w:pPr>
-              <w:spacing w:after="0" w:line="288"/>
+              <w:spacing w:after="0" w:line="260" w:lineRule="auto"/>
               <w:jc w:val="left"/>
             </w:pPr>
             <w:r>
@@ -4580,7 +4580,7 @@
     </w:tbl>
     <w:p>
       <w:pPr>
-        <w:spacing w:after="140" w:line="300"/>
+        <w:spacing w:after="140" w:line="240" w:lineRule="auto"/>
         <w:jc w:val="left"/>
       </w:pPr>
       <w:r>
@@ -4642,7 +4642,7 @@
           </w:p>
           <w:p>
             <w:pPr>
-              <w:spacing w:after="40" w:line="300"/>
+              <w:spacing w:after="40" w:line="240" w:lineRule="auto"/>
               <w:ind w:left="360" w:hanging="360"/>
             </w:pPr>
             <w:r>
@@ -4660,7 +4660,7 @@
           </w:p>
           <w:p>
             <w:pPr>
-              <w:spacing w:after="40" w:line="300"/>
+              <w:spacing w:after="40" w:line="240" w:lineRule="auto"/>
               <w:ind w:left="360" w:hanging="360"/>
             </w:pPr>
             <w:r>
@@ -4678,7 +4678,7 @@
           </w:p>
           <w:p>
             <w:pPr>
-              <w:spacing w:after="40" w:line="300"/>
+              <w:spacing w:after="40" w:line="240" w:lineRule="auto"/>
               <w:ind w:left="360" w:hanging="360"/>
             </w:pPr>
             <w:r>
@@ -4718,7 +4718,7 @@
     </w:p>
     <w:p>
       <w:pPr>
-        <w:spacing w:after="60" w:line="300"/>
+        <w:spacing w:after="60" w:line="240" w:lineRule="auto"/>
         <w:ind w:firstLine="576"/>
         <w:jc w:val="thaiDistribute"/>
       </w:pPr>
@@ -4784,7 +4784,7 @@
     <w:p>
       <w:pPr>
         <w:pStyle w:val="CaptionFigure"/>
-        <w:spacing w:after="160" w:before="60" w:line="288"/>
+        <w:spacing w:after="160" w:before="60" w:line="260" w:lineRule="auto"/>
         <w:jc w:val="center"/>
       </w:pPr>
       <w:r>
@@ -4803,7 +4803,7 @@
     <w:p>
       <w:pPr>
         <w:pStyle w:val="CaptionTable"/>
-        <w:spacing w:after="100" w:before="120" w:line="288"/>
+        <w:spacing w:after="100" w:before="120" w:line="260" w:lineRule="auto"/>
         <w:jc w:val="center"/>
       </w:pPr>
       <w:r>
@@ -4853,7 +4853,7 @@
           </w:tcPr>
           <w:p>
             <w:pPr>
-              <w:spacing w:after="0" w:line="288"/>
+              <w:spacing w:after="0" w:line="260" w:lineRule="auto"/>
               <w:jc w:val="center"/>
             </w:pPr>
             <w:r>
@@ -4884,7 +4884,7 @@
           </w:tcPr>
           <w:p>
             <w:pPr>
-              <w:spacing w:after="0" w:line="288"/>
+              <w:spacing w:after="0" w:line="260" w:lineRule="auto"/>
               <w:jc w:val="center"/>
             </w:pPr>
             <w:r>
@@ -4916,7 +4916,7 @@
           </w:tcPr>
           <w:p>
             <w:pPr>
-              <w:spacing w:after="0" w:line="288"/>
+              <w:spacing w:after="0" w:line="260" w:lineRule="auto"/>
               <w:jc w:val="left"/>
             </w:pPr>
             <w:r>
@@ -4946,7 +4946,7 @@
           </w:tcPr>
           <w:p>
             <w:pPr>
-              <w:spacing w:after="0" w:line="288"/>
+              <w:spacing w:after="0" w:line="260" w:lineRule="auto"/>
               <w:jc w:val="left"/>
             </w:pPr>
             <w:r>
@@ -4978,7 +4978,7 @@
           </w:tcPr>
           <w:p>
             <w:pPr>
-              <w:spacing w:after="0" w:line="288"/>
+              <w:spacing w:after="0" w:line="260" w:lineRule="auto"/>
               <w:jc w:val="left"/>
             </w:pPr>
             <w:r>
@@ -5008,7 +5008,7 @@
           </w:tcPr>
           <w:p>
             <w:pPr>
-              <w:spacing w:after="0" w:line="288"/>
+              <w:spacing w:after="0" w:line="260" w:lineRule="auto"/>
               <w:jc w:val="left"/>
             </w:pPr>
             <w:r>
@@ -5040,7 +5040,7 @@
           </w:tcPr>
           <w:p>
             <w:pPr>
-              <w:spacing w:after="0" w:line="288"/>
+              <w:spacing w:after="0" w:line="260" w:lineRule="auto"/>
               <w:jc w:val="left"/>
             </w:pPr>
             <w:r>
@@ -5070,7 +5070,7 @@
           </w:tcPr>
           <w:p>
             <w:pPr>
-              <w:spacing w:after="0" w:line="288"/>
+              <w:spacing w:after="0" w:line="260" w:lineRule="auto"/>
               <w:jc w:val="left"/>
             </w:pPr>
             <w:r>
@@ -5102,7 +5102,7 @@
           </w:tcPr>
           <w:p>
             <w:pPr>
-              <w:spacing w:after="0" w:line="288"/>
+              <w:spacing w:after="0" w:line="260" w:lineRule="auto"/>
               <w:jc w:val="left"/>
             </w:pPr>
             <w:r>
@@ -5132,7 +5132,7 @@
           </w:tcPr>
           <w:p>
             <w:pPr>
-              <w:spacing w:after="0" w:line="288"/>
+              <w:spacing w:after="0" w:line="260" w:lineRule="auto"/>
               <w:jc w:val="left"/>
             </w:pPr>
             <w:r>
@@ -5164,7 +5164,7 @@
           </w:tcPr>
           <w:p>
             <w:pPr>
-              <w:spacing w:after="0" w:line="288"/>
+              <w:spacing w:after="0" w:line="260" w:lineRule="auto"/>
               <w:jc w:val="left"/>
             </w:pPr>
             <w:r>
@@ -5194,7 +5194,7 @@
           </w:tcPr>
           <w:p>
             <w:pPr>
-              <w:spacing w:after="0" w:line="288"/>
+              <w:spacing w:after="0" w:line="260" w:lineRule="auto"/>
               <w:jc w:val="left"/>
             </w:pPr>
             <w:r>
@@ -5226,7 +5226,7 @@
           </w:tcPr>
           <w:p>
             <w:pPr>
-              <w:spacing w:after="0" w:line="288"/>
+              <w:spacing w:after="0" w:line="260" w:lineRule="auto"/>
               <w:jc w:val="left"/>
             </w:pPr>
             <w:r>
@@ -5256,7 +5256,7 @@
           </w:tcPr>
           <w:p>
             <w:pPr>
-              <w:spacing w:after="0" w:line="288"/>
+              <w:spacing w:after="0" w:line="260" w:lineRule="auto"/>
               <w:jc w:val="left"/>
             </w:pPr>
             <w:r>
@@ -5288,7 +5288,7 @@
           </w:tcPr>
           <w:p>
             <w:pPr>
-              <w:spacing w:after="0" w:line="288"/>
+              <w:spacing w:after="0" w:line="260" w:lineRule="auto"/>
               <w:jc w:val="left"/>
             </w:pPr>
             <w:r>
@@ -5318,7 +5318,7 @@
           </w:tcPr>
           <w:p>
             <w:pPr>
-              <w:spacing w:after="0" w:line="288"/>
+              <w:spacing w:after="0" w:line="260" w:lineRule="auto"/>
               <w:jc w:val="left"/>
             </w:pPr>
             <w:r>
@@ -5350,7 +5350,7 @@
           </w:tcPr>
           <w:p>
             <w:pPr>
-              <w:spacing w:after="0" w:line="288"/>
+              <w:spacing w:after="0" w:line="260" w:lineRule="auto"/>
               <w:jc w:val="left"/>
             </w:pPr>
             <w:r>
@@ -5380,7 +5380,7 @@
           </w:tcPr>
           <w:p>
             <w:pPr>
-              <w:spacing w:after="0" w:line="288"/>
+              <w:spacing w:after="0" w:line="260" w:lineRule="auto"/>
               <w:jc w:val="left"/>
             </w:pPr>
             <w:r>
@@ -5412,7 +5412,7 @@
           </w:tcPr>
           <w:p>
             <w:pPr>
-              <w:spacing w:after="0" w:line="288"/>
+              <w:spacing w:after="0" w:line="260" w:lineRule="auto"/>
               <w:jc w:val="left"/>
             </w:pPr>
             <w:r>
@@ -5442,7 +5442,7 @@
           </w:tcPr>
           <w:p>
             <w:pPr>
-              <w:spacing w:after="0" w:line="288"/>
+              <w:spacing w:after="0" w:line="260" w:lineRule="auto"/>
               <w:jc w:val="left"/>
             </w:pPr>
             <w:r>
@@ -5474,7 +5474,7 @@
           </w:tcPr>
           <w:p>
             <w:pPr>
-              <w:spacing w:after="0" w:line="288"/>
+              <w:spacing w:after="0" w:line="260" w:lineRule="auto"/>
               <w:jc w:val="left"/>
             </w:pPr>
             <w:r>
@@ -5504,7 +5504,7 @@
           </w:tcPr>
           <w:p>
             <w:pPr>
-              <w:spacing w:after="0" w:line="288"/>
+              <w:spacing w:after="0" w:line="260" w:lineRule="auto"/>
               <w:jc w:val="left"/>
             </w:pPr>
             <w:r>
@@ -5536,7 +5536,7 @@
           </w:tcPr>
           <w:p>
             <w:pPr>
-              <w:spacing w:after="0" w:line="288"/>
+              <w:spacing w:after="0" w:line="260" w:lineRule="auto"/>
               <w:jc w:val="left"/>
             </w:pPr>
             <w:r>
@@ -5566,7 +5566,7 @@
           </w:tcPr>
           <w:p>
             <w:pPr>
-              <w:spacing w:after="0" w:line="288"/>
+              <w:spacing w:after="0" w:line="260" w:lineRule="auto"/>
               <w:jc w:val="left"/>
             </w:pPr>
             <w:r>
@@ -5598,7 +5598,7 @@
           </w:tcPr>
           <w:p>
             <w:pPr>
-              <w:spacing w:after="0" w:line="288"/>
+              <w:spacing w:after="0" w:line="260" w:lineRule="auto"/>
               <w:jc w:val="left"/>
             </w:pPr>
             <w:r>
@@ -5628,7 +5628,7 @@
           </w:tcPr>
           <w:p>
             <w:pPr>
-              <w:spacing w:after="0" w:line="288"/>
+              <w:spacing w:after="0" w:line="260" w:lineRule="auto"/>
               <w:jc w:val="left"/>
             </w:pPr>
             <w:r>
@@ -5660,7 +5660,7 @@
           </w:tcPr>
           <w:p>
             <w:pPr>
-              <w:spacing w:after="0" w:line="288"/>
+              <w:spacing w:after="0" w:line="260" w:lineRule="auto"/>
               <w:jc w:val="left"/>
             </w:pPr>
             <w:r>
@@ -5690,7 +5690,7 @@
           </w:tcPr>
           <w:p>
             <w:pPr>
-              <w:spacing w:after="0" w:line="288"/>
+              <w:spacing w:after="0" w:line="260" w:lineRule="auto"/>
               <w:jc w:val="left"/>
             </w:pPr>
             <w:r>
@@ -5711,7 +5711,7 @@
     </w:tbl>
     <w:p>
       <w:pPr>
-        <w:spacing w:after="140" w:line="300"/>
+        <w:spacing w:after="140" w:line="240" w:lineRule="auto"/>
         <w:jc w:val="left"/>
       </w:pPr>
       <w:r>
@@ -5748,7 +5748,7 @@
     </w:p>
     <w:p>
       <w:pPr>
-        <w:spacing w:after="60" w:line="300"/>
+        <w:spacing w:after="60" w:line="240" w:lineRule="auto"/>
         <w:ind w:firstLine="576"/>
         <w:jc w:val="thaiDistribute"/>
       </w:pPr>
@@ -5800,7 +5800,7 @@
           </w:tcPr>
           <w:p>
             <w:pPr>
-              <w:spacing w:after="0" w:line="288"/>
+              <w:spacing w:after="0" w:line="260" w:lineRule="auto"/>
               <w:jc w:val="center"/>
             </w:pPr>
             <w:r>
@@ -5831,7 +5831,7 @@
           </w:tcPr>
           <w:p>
             <w:pPr>
-              <w:spacing w:after="0" w:line="288"/>
+              <w:spacing w:after="0" w:line="260" w:lineRule="auto"/>
               <w:jc w:val="center"/>
             </w:pPr>
             <w:r>
@@ -5862,7 +5862,7 @@
           </w:tcPr>
           <w:p>
             <w:pPr>
-              <w:spacing w:after="0" w:line="288"/>
+              <w:spacing w:after="0" w:line="260" w:lineRule="auto"/>
               <w:jc w:val="center"/>
             </w:pPr>
             <w:r>
@@ -5894,7 +5894,7 @@
           </w:tcPr>
           <w:p>
             <w:pPr>
-              <w:spacing w:after="0" w:line="288"/>
+              <w:spacing w:after="0" w:line="260" w:lineRule="auto"/>
               <w:jc w:val="left"/>
             </w:pPr>
             <w:r>
@@ -5924,7 +5924,7 @@
           </w:tcPr>
           <w:p>
             <w:pPr>
-              <w:spacing w:after="0" w:line="288"/>
+              <w:spacing w:after="0" w:line="260" w:lineRule="auto"/>
               <w:jc w:val="left"/>
             </w:pPr>
             <w:r>
@@ -5954,7 +5954,7 @@
           </w:tcPr>
           <w:p>
             <w:pPr>
-              <w:spacing w:after="0" w:line="288"/>
+              <w:spacing w:after="0" w:line="260" w:lineRule="auto"/>
               <w:jc w:val="left"/>
             </w:pPr>
             <w:r>
@@ -5986,7 +5986,7 @@
           </w:tcPr>
           <w:p>
             <w:pPr>
-              <w:spacing w:after="0" w:line="288"/>
+              <w:spacing w:after="0" w:line="260" w:lineRule="auto"/>
               <w:jc w:val="left"/>
             </w:pPr>
             <w:r>
@@ -6016,7 +6016,7 @@
           </w:tcPr>
           <w:p>
             <w:pPr>
-              <w:spacing w:after="0" w:line="288"/>
+              <w:spacing w:after="0" w:line="260" w:lineRule="auto"/>
               <w:jc w:val="left"/>
             </w:pPr>
             <w:r>
@@ -6046,7 +6046,7 @@
           </w:tcPr>
           <w:p>
             <w:pPr>
-              <w:spacing w:after="0" w:line="288"/>
+              <w:spacing w:after="0" w:line="260" w:lineRule="auto"/>
               <w:jc w:val="left"/>
             </w:pPr>
             <w:r>
@@ -6078,7 +6078,7 @@
           </w:tcPr>
           <w:p>
             <w:pPr>
-              <w:spacing w:after="0" w:line="288"/>
+              <w:spacing w:after="0" w:line="260" w:lineRule="auto"/>
               <w:jc w:val="left"/>
             </w:pPr>
             <w:r>
@@ -6108,7 +6108,7 @@
           </w:tcPr>
           <w:p>
             <w:pPr>
-              <w:spacing w:after="0" w:line="288"/>
+              <w:spacing w:after="0" w:line="260" w:lineRule="auto"/>
               <w:jc w:val="left"/>
             </w:pPr>
             <w:r>
@@ -6138,7 +6138,7 @@
           </w:tcPr>
           <w:p>
             <w:pPr>
-              <w:spacing w:after="0" w:line="288"/>
+              <w:spacing w:after="0" w:line="260" w:lineRule="auto"/>
               <w:jc w:val="left"/>
             </w:pPr>
             <w:r>
@@ -6170,7 +6170,7 @@
           </w:tcPr>
           <w:p>
             <w:pPr>
-              <w:spacing w:after="0" w:line="288"/>
+              <w:spacing w:after="0" w:line="260" w:lineRule="auto"/>
               <w:jc w:val="left"/>
             </w:pPr>
             <w:r>
@@ -6200,7 +6200,7 @@
           </w:tcPr>
           <w:p>
             <w:pPr>
-              <w:spacing w:after="0" w:line="288"/>
+              <w:spacing w:after="0" w:line="260" w:lineRule="auto"/>
               <w:jc w:val="left"/>
             </w:pPr>
             <w:r>
@@ -6230,7 +6230,7 @@
           </w:tcPr>
           <w:p>
             <w:pPr>
-              <w:spacing w:after="0" w:line="288"/>
+              <w:spacing w:after="0" w:line="260" w:lineRule="auto"/>
               <w:jc w:val="left"/>
             </w:pPr>
             <w:r>
@@ -6251,7 +6251,7 @@
     </w:tbl>
     <w:p>
       <w:pPr>
-        <w:spacing w:after="140" w:line="300"/>
+        <w:spacing w:after="140" w:line="240" w:lineRule="auto"/>
         <w:jc w:val="left"/>
       </w:pPr>
       <w:r>
@@ -6287,7 +6287,7 @@
     </w:p>
     <w:p>
       <w:pPr>
-        <w:spacing w:after="60" w:line="300"/>
+        <w:spacing w:after="60" w:line="240" w:lineRule="auto"/>
         <w:ind w:firstLine="576"/>
         <w:jc w:val="thaiDistribute"/>
       </w:pPr>
@@ -6306,7 +6306,7 @@
     </w:p>
     <w:p>
       <w:pPr>
-        <w:spacing w:after="60" w:line="300"/>
+        <w:spacing w:after="60" w:line="240" w:lineRule="auto"/>
         <w:ind w:firstLine="576"/>
         <w:jc w:val="thaiDistribute"/>
       </w:pPr>
@@ -6393,7 +6393,7 @@
           </w:p>
           <w:p>
             <w:pPr>
-              <w:spacing w:after="40" w:line="300"/>
+              <w:spacing w:after="40" w:line="240" w:lineRule="auto"/>
               <w:ind w:left="360" w:hanging="360"/>
             </w:pPr>
             <w:r>
@@ -6411,7 +6411,7 @@
           </w:p>
           <w:p>
             <w:pPr>
-              <w:spacing w:after="40" w:line="300"/>
+              <w:spacing w:after="40" w:line="240" w:lineRule="auto"/>
               <w:ind w:left="360" w:hanging="360"/>
             </w:pPr>
             <w:r>
@@ -6429,7 +6429,7 @@
           </w:p>
           <w:p>
             <w:pPr>
-              <w:spacing w:after="40" w:line="300"/>
+              <w:spacing w:after="40" w:line="240" w:lineRule="auto"/>
               <w:ind w:left="360" w:hanging="360"/>
             </w:pPr>
             <w:r>
@@ -6468,7 +6468,7 @@
     </w:p>
     <w:p>
       <w:pPr>
-        <w:spacing w:after="60" w:line="300"/>
+        <w:spacing w:after="60" w:line="240" w:lineRule="auto"/>
         <w:ind w:firstLine="576"/>
         <w:jc w:val="thaiDistribute"/>
       </w:pPr>
@@ -6546,7 +6546,7 @@
     <w:p>
       <w:pPr>
         <w:pStyle w:val="CaptionFigure"/>
-        <w:spacing w:after="160" w:before="60" w:line="288"/>
+        <w:spacing w:after="160" w:before="60" w:line="260" w:lineRule="auto"/>
         <w:jc w:val="center"/>
       </w:pPr>
       <w:r>
@@ -6608,7 +6608,7 @@
           </w:p>
           <w:p>
             <w:pPr>
-              <w:spacing w:after="40" w:line="300"/>
+              <w:spacing w:after="40" w:line="240" w:lineRule="auto"/>
               <w:ind w:left="360" w:hanging="360"/>
             </w:pPr>
             <w:r>
@@ -6626,7 +6626,7 @@
           </w:p>
           <w:p>
             <w:pPr>
-              <w:spacing w:after="40" w:line="300"/>
+              <w:spacing w:after="40" w:line="240" w:lineRule="auto"/>
               <w:ind w:left="360" w:hanging="360"/>
             </w:pPr>
             <w:r>
@@ -6669,7 +6669,7 @@
         <w:tabs>
           <w:tab w:val="left" w:pos="863"/>
         </w:tabs>
-        <w:spacing w:after="40" w:line="300"/>
+        <w:spacing w:after="40" w:line="240" w:lineRule="auto"/>
         <w:ind w:left="863" w:hanging="504"/>
       </w:pPr>
       <w:r>
@@ -6726,7 +6726,7 @@
         <w:tabs>
           <w:tab w:val="left" w:pos="863"/>
         </w:tabs>
-        <w:spacing w:after="40" w:line="300"/>
+        <w:spacing w:after="40" w:line="240" w:lineRule="auto"/>
         <w:ind w:left="863" w:hanging="504"/>
       </w:pPr>
       <w:r>
@@ -6783,7 +6783,7 @@
         <w:tabs>
           <w:tab w:val="left" w:pos="863"/>
         </w:tabs>
-        <w:spacing w:after="40" w:line="300"/>
+        <w:spacing w:after="40" w:line="240" w:lineRule="auto"/>
         <w:ind w:left="863" w:hanging="504"/>
       </w:pPr>
       <w:r>
@@ -6840,7 +6840,7 @@
         <w:tabs>
           <w:tab w:val="left" w:pos="863"/>
         </w:tabs>
-        <w:spacing w:after="40" w:line="300"/>
+        <w:spacing w:after="40" w:line="240" w:lineRule="auto"/>
         <w:ind w:left="863" w:hanging="504"/>
       </w:pPr>
       <w:r>
@@ -6921,7 +6921,7 @@
         <w:tabs>
           <w:tab w:val="left" w:pos="863"/>
         </w:tabs>
-        <w:spacing w:after="40" w:line="300"/>
+        <w:spacing w:after="40" w:line="240" w:lineRule="auto"/>
         <w:ind w:left="863" w:hanging="504"/>
       </w:pPr>
       <w:r>
@@ -7019,7 +7019,7 @@
           </w:p>
           <w:p>
             <w:pPr>
-              <w:spacing w:after="40" w:line="300"/>
+              <w:spacing w:after="40" w:line="240" w:lineRule="auto"/>
               <w:ind w:left="360" w:hanging="360"/>
             </w:pPr>
             <w:r>
@@ -7037,7 +7037,7 @@
           </w:p>
           <w:p>
             <w:pPr>
-              <w:spacing w:after="40" w:line="300"/>
+              <w:spacing w:after="40" w:line="240" w:lineRule="auto"/>
               <w:ind w:left="360" w:hanging="360"/>
             </w:pPr>
             <w:r>
@@ -7055,7 +7055,7 @@
           </w:p>
           <w:p>
             <w:pPr>
-              <w:spacing w:after="40" w:line="300"/>
+              <w:spacing w:after="40" w:line="240" w:lineRule="auto"/>
               <w:ind w:left="360" w:hanging="360"/>
             </w:pPr>
             <w:r>
@@ -7076,7 +7076,7 @@
     </w:tbl>
     <w:p>
       <w:pPr>
-        <w:spacing w:after="60" w:line="300"/>
+        <w:spacing w:after="60" w:line="240" w:lineRule="auto"/>
         <w:ind w:firstLine="576"/>
         <w:jc w:val="thaiDistribute"/>
       </w:pPr>
@@ -7126,7 +7126,7 @@
     </w:p>
     <w:p>
       <w:pPr>
-        <w:spacing w:after="60" w:line="300"/>
+        <w:spacing w:after="60" w:line="240" w:lineRule="auto"/>
         <w:ind w:firstLine="576"/>
         <w:jc w:val="thaiDistribute"/>
       </w:pPr>
@@ -7189,7 +7189,7 @@
           </w:p>
           <w:p>
             <w:pPr>
-              <w:spacing w:after="40" w:line="300"/>
+              <w:spacing w:after="40" w:line="240" w:lineRule="auto"/>
               <w:ind w:left="360" w:hanging="360"/>
             </w:pPr>
             <w:r>
@@ -7207,7 +7207,7 @@
           </w:p>
           <w:p>
             <w:pPr>
-              <w:spacing w:after="40" w:line="300"/>
+              <w:spacing w:after="40" w:line="240" w:lineRule="auto"/>
               <w:ind w:left="360" w:hanging="360"/>
             </w:pPr>
             <w:r>
@@ -7247,7 +7247,7 @@
     </w:p>
     <w:p>
       <w:pPr>
-        <w:spacing w:after="60" w:line="300"/>
+        <w:spacing w:after="60" w:line="240" w:lineRule="auto"/>
         <w:ind w:firstLine="576"/>
         <w:jc w:val="thaiDistribute"/>
       </w:pPr>
@@ -7269,7 +7269,7 @@
         <w:tabs>
           <w:tab w:val="left" w:pos="863"/>
         </w:tabs>
-        <w:spacing w:after="40" w:line="300"/>
+        <w:spacing w:after="40" w:line="240" w:lineRule="auto"/>
         <w:ind w:left="863" w:hanging="504"/>
       </w:pPr>
       <w:r>
@@ -7326,7 +7326,7 @@
         <w:tabs>
           <w:tab w:val="left" w:pos="863"/>
         </w:tabs>
-        <w:spacing w:after="40" w:line="300"/>
+        <w:spacing w:after="40" w:line="240" w:lineRule="auto"/>
         <w:ind w:left="863" w:hanging="504"/>
       </w:pPr>
       <w:r>
@@ -7383,7 +7383,7 @@
         <w:tabs>
           <w:tab w:val="left" w:pos="863"/>
         </w:tabs>
-        <w:spacing w:after="40" w:line="300"/>
+        <w:spacing w:after="40" w:line="240" w:lineRule="auto"/>
         <w:ind w:left="863" w:hanging="504"/>
       </w:pPr>
       <w:r>
@@ -7440,7 +7440,7 @@
         <w:tabs>
           <w:tab w:val="left" w:pos="863"/>
         </w:tabs>
-        <w:spacing w:after="40" w:line="300"/>
+        <w:spacing w:after="40" w:line="240" w:lineRule="auto"/>
         <w:ind w:left="863" w:hanging="504"/>
       </w:pPr>
       <w:r>
@@ -7494,7 +7494,7 @@
     </w:p>
     <w:p>
       <w:pPr>
-        <w:spacing w:after="60" w:line="300"/>
+        <w:spacing w:after="60" w:line="240" w:lineRule="auto"/>
         <w:ind w:firstLine="576"/>
         <w:jc w:val="thaiDistribute"/>
       </w:pPr>
@@ -7532,7 +7532,7 @@
     </w:p>
     <w:p>
       <w:pPr>
-        <w:spacing w:after="60" w:line="300"/>
+        <w:spacing w:after="60" w:line="240" w:lineRule="auto"/>
         <w:ind w:firstLine="576"/>
         <w:jc w:val="thaiDistribute"/>
       </w:pPr>
@@ -7595,7 +7595,7 @@
           </w:p>
           <w:p>
             <w:pPr>
-              <w:spacing w:after="40" w:line="300"/>
+              <w:spacing w:after="40" w:line="240" w:lineRule="auto"/>
               <w:ind w:left="360" w:hanging="360"/>
             </w:pPr>
             <w:r>
@@ -7613,7 +7613,7 @@
           </w:p>
           <w:p>
             <w:pPr>
-              <w:spacing w:after="40" w:line="300"/>
+              <w:spacing w:after="40" w:line="240" w:lineRule="auto"/>
               <w:ind w:left="360" w:hanging="360"/>
             </w:pPr>
             <w:r>
@@ -7631,7 +7631,7 @@
           </w:p>
           <w:p>
             <w:pPr>
-              <w:spacing w:after="40" w:line="300"/>
+              <w:spacing w:after="40" w:line="240" w:lineRule="auto"/>
               <w:ind w:left="360" w:hanging="360"/>
             </w:pPr>
             <w:r>
@@ -7658,7 +7658,7 @@
     <w:p>
       <w:pPr>
         <w:pStyle w:val="Heading1"/>
-        <w:spacing w:after="240" w:before="240" w:line="480"/>
+        <w:spacing w:after="240" w:before="240" w:line="320" w:lineRule="auto"/>
         <w:jc w:val="center"/>
       </w:pPr>
       <w:r>
@@ -7687,7 +7687,7 @@
     </w:p>
     <w:p>
       <w:pPr>
-        <w:spacing w:after="60" w:line="300"/>
+        <w:spacing w:after="60" w:line="240" w:lineRule="auto"/>
         <w:ind w:firstLine="576"/>
         <w:jc w:val="thaiDistribute"/>
       </w:pPr>
@@ -7753,7 +7753,7 @@
     <w:p>
       <w:pPr>
         <w:pStyle w:val="CaptionFigure"/>
-        <w:spacing w:after="160" w:before="60" w:line="288"/>
+        <w:spacing w:after="160" w:before="60" w:line="260" w:lineRule="auto"/>
         <w:jc w:val="center"/>
       </w:pPr>
       <w:r>
@@ -7789,7 +7789,7 @@
     </w:p>
     <w:p>
       <w:pPr>
-        <w:spacing w:after="60" w:line="300"/>
+        <w:spacing w:after="60" w:line="240" w:lineRule="auto"/>
         <w:ind w:firstLine="576"/>
         <w:jc w:val="thaiDistribute"/>
       </w:pPr>
@@ -7859,7 +7859,7 @@
           </w:tcPr>
           <w:p>
             <w:pPr>
-              <w:spacing w:after="0" w:line="288"/>
+              <w:spacing w:after="0" w:line="260" w:lineRule="auto"/>
               <w:jc w:val="center"/>
             </w:pPr>
             <w:r>
@@ -7890,7 +7890,7 @@
           </w:tcPr>
           <w:p>
             <w:pPr>
-              <w:spacing w:after="0" w:line="288"/>
+              <w:spacing w:after="0" w:line="260" w:lineRule="auto"/>
               <w:jc w:val="center"/>
             </w:pPr>
             <w:r>
@@ -7921,7 +7921,7 @@
           </w:tcPr>
           <w:p>
             <w:pPr>
-              <w:spacing w:after="0" w:line="288"/>
+              <w:spacing w:after="0" w:line="260" w:lineRule="auto"/>
               <w:jc w:val="center"/>
             </w:pPr>
             <w:r>
@@ -7953,7 +7953,7 @@
           </w:tcPr>
           <w:p>
             <w:pPr>
-              <w:spacing w:after="0" w:line="288"/>
+              <w:spacing w:after="0" w:line="260" w:lineRule="auto"/>
               <w:jc w:val="left"/>
             </w:pPr>
             <w:r>
@@ -7983,7 +7983,7 @@
           </w:tcPr>
           <w:p>
             <w:pPr>
-              <w:spacing w:after="0" w:line="288"/>
+              <w:spacing w:after="0" w:line="260" w:lineRule="auto"/>
               <w:jc w:val="left"/>
             </w:pPr>
             <w:r>
@@ -8013,7 +8013,7 @@
           </w:tcPr>
           <w:p>
             <w:pPr>
-              <w:spacing w:after="0" w:line="288"/>
+              <w:spacing w:after="0" w:line="260" w:lineRule="auto"/>
               <w:jc w:val="left"/>
             </w:pPr>
             <w:r>
@@ -8045,7 +8045,7 @@
           </w:tcPr>
           <w:p>
             <w:pPr>
-              <w:spacing w:after="0" w:line="288"/>
+              <w:spacing w:after="0" w:line="260" w:lineRule="auto"/>
               <w:jc w:val="left"/>
             </w:pPr>
             <w:r>
@@ -8075,7 +8075,7 @@
           </w:tcPr>
           <w:p>
             <w:pPr>
-              <w:spacing w:after="0" w:line="288"/>
+              <w:spacing w:after="0" w:line="260" w:lineRule="auto"/>
               <w:jc w:val="left"/>
             </w:pPr>
             <w:r>
@@ -8105,7 +8105,7 @@
           </w:tcPr>
           <w:p>
             <w:pPr>
-              <w:spacing w:after="0" w:line="288"/>
+              <w:spacing w:after="0" w:line="260" w:lineRule="auto"/>
               <w:jc w:val="left"/>
             </w:pPr>
             <w:r>
@@ -8137,7 +8137,7 @@
           </w:tcPr>
           <w:p>
             <w:pPr>
-              <w:spacing w:after="0" w:line="288"/>
+              <w:spacing w:after="0" w:line="260" w:lineRule="auto"/>
               <w:jc w:val="left"/>
             </w:pPr>
             <w:r>
@@ -8167,7 +8167,7 @@
           </w:tcPr>
           <w:p>
             <w:pPr>
-              <w:spacing w:after="0" w:line="288"/>
+              <w:spacing w:after="0" w:line="260" w:lineRule="auto"/>
               <w:jc w:val="left"/>
             </w:pPr>
             <w:r>
@@ -8197,7 +8197,7 @@
           </w:tcPr>
           <w:p>
             <w:pPr>
-              <w:spacing w:after="0" w:line="288"/>
+              <w:spacing w:after="0" w:line="260" w:lineRule="auto"/>
               <w:jc w:val="left"/>
             </w:pPr>
             <w:r>
@@ -8229,7 +8229,7 @@
           </w:tcPr>
           <w:p>
             <w:pPr>
-              <w:spacing w:after="0" w:line="288"/>
+              <w:spacing w:after="0" w:line="260" w:lineRule="auto"/>
               <w:jc w:val="left"/>
             </w:pPr>
             <w:r>
@@ -8259,7 +8259,7 @@
           </w:tcPr>
           <w:p>
             <w:pPr>
-              <w:spacing w:after="0" w:line="288"/>
+              <w:spacing w:after="0" w:line="260" w:lineRule="auto"/>
               <w:jc w:val="left"/>
             </w:pPr>
             <w:r>
@@ -8289,7 +8289,7 @@
           </w:tcPr>
           <w:p>
             <w:pPr>
-              <w:spacing w:after="0" w:line="288"/>
+              <w:spacing w:after="0" w:line="260" w:lineRule="auto"/>
               <w:jc w:val="left"/>
             </w:pPr>
             <w:r>
@@ -8310,7 +8310,7 @@
     </w:tbl>
     <w:p>
       <w:pPr>
-        <w:spacing w:after="140" w:line="300"/>
+        <w:spacing w:after="140" w:line="240" w:lineRule="auto"/>
         <w:jc w:val="left"/>
       </w:pPr>
       <w:r>
@@ -8372,7 +8372,7 @@
           </w:p>
           <w:p>
             <w:pPr>
-              <w:spacing w:after="40" w:line="300"/>
+              <w:spacing w:after="40" w:line="240" w:lineRule="auto"/>
               <w:ind w:left="360" w:hanging="360"/>
             </w:pPr>
             <w:r>
@@ -8390,7 +8390,7 @@
           </w:p>
           <w:p>
             <w:pPr>
-              <w:spacing w:after="40" w:line="300"/>
+              <w:spacing w:after="40" w:line="240" w:lineRule="auto"/>
               <w:ind w:left="360" w:hanging="360"/>
             </w:pPr>
             <w:r>
@@ -8429,7 +8429,7 @@
     </w:p>
     <w:p>
       <w:pPr>
-        <w:spacing w:after="60" w:line="300"/>
+        <w:spacing w:after="60" w:line="240" w:lineRule="auto"/>
         <w:ind w:firstLine="576"/>
         <w:jc w:val="thaiDistribute"/>
       </w:pPr>
@@ -8466,7 +8466,7 @@
     </w:p>
     <w:p>
       <w:pPr>
-        <w:spacing w:after="60" w:line="300"/>
+        <w:spacing w:after="60" w:line="240" w:lineRule="auto"/>
         <w:ind w:firstLine="576"/>
         <w:jc w:val="thaiDistribute"/>
       </w:pPr>
@@ -8535,7 +8535,7 @@
           </w:tcPr>
           <w:p>
             <w:pPr>
-              <w:spacing w:after="0" w:line="288"/>
+              <w:spacing w:after="0" w:line="260" w:lineRule="auto"/>
               <w:jc w:val="center"/>
             </w:pPr>
             <w:r>
@@ -8566,7 +8566,7 @@
           </w:tcPr>
           <w:p>
             <w:pPr>
-              <w:spacing w:after="0" w:line="288"/>
+              <w:spacing w:after="0" w:line="260" w:lineRule="auto"/>
               <w:jc w:val="center"/>
             </w:pPr>
             <w:r>
@@ -8598,7 +8598,7 @@
           </w:tcPr>
           <w:p>
             <w:pPr>
-              <w:spacing w:after="0" w:line="288"/>
+              <w:spacing w:after="0" w:line="260" w:lineRule="auto"/>
               <w:jc w:val="left"/>
             </w:pPr>
             <w:r>
@@ -8628,7 +8628,7 @@
           </w:tcPr>
           <w:p>
             <w:pPr>
-              <w:spacing w:after="0" w:line="288"/>
+              <w:spacing w:after="0" w:line="260" w:lineRule="auto"/>
               <w:jc w:val="left"/>
             </w:pPr>
             <w:r>
@@ -8660,7 +8660,7 @@
           </w:tcPr>
           <w:p>
             <w:pPr>
-              <w:spacing w:after="0" w:line="288"/>
+              <w:spacing w:after="0" w:line="260" w:lineRule="auto"/>
               <w:jc w:val="left"/>
             </w:pPr>
             <w:r>
@@ -8690,7 +8690,7 @@
           </w:tcPr>
           <w:p>
             <w:pPr>
-              <w:spacing w:after="0" w:line="288"/>
+              <w:spacing w:after="0" w:line="260" w:lineRule="auto"/>
               <w:jc w:val="left"/>
             </w:pPr>
             <w:r>
@@ -8722,7 +8722,7 @@
           </w:tcPr>
           <w:p>
             <w:pPr>
-              <w:spacing w:after="0" w:line="288"/>
+              <w:spacing w:after="0" w:line="260" w:lineRule="auto"/>
               <w:jc w:val="left"/>
             </w:pPr>
             <w:r>
@@ -8752,7 +8752,7 @@
           </w:tcPr>
           <w:p>
             <w:pPr>
-              <w:spacing w:after="0" w:line="288"/>
+              <w:spacing w:after="0" w:line="260" w:lineRule="auto"/>
               <w:jc w:val="left"/>
             </w:pPr>
             <w:r>
@@ -8784,7 +8784,7 @@
           </w:tcPr>
           <w:p>
             <w:pPr>
-              <w:spacing w:after="0" w:line="288"/>
+              <w:spacing w:after="0" w:line="260" w:lineRule="auto"/>
               <w:jc w:val="left"/>
             </w:pPr>
             <w:r>
@@ -8814,7 +8814,7 @@
           </w:tcPr>
           <w:p>
             <w:pPr>
-              <w:spacing w:after="0" w:line="288"/>
+              <w:spacing w:after="0" w:line="260" w:lineRule="auto"/>
               <w:jc w:val="left"/>
             </w:pPr>
             <w:r>
@@ -8846,7 +8846,7 @@
           </w:tcPr>
           <w:p>
             <w:pPr>
-              <w:spacing w:after="0" w:line="288"/>
+              <w:spacing w:after="0" w:line="260" w:lineRule="auto"/>
               <w:jc w:val="left"/>
             </w:pPr>
             <w:r>
@@ -8876,7 +8876,7 @@
           </w:tcPr>
           <w:p>
             <w:pPr>
-              <w:spacing w:after="0" w:line="288"/>
+              <w:spacing w:after="0" w:line="260" w:lineRule="auto"/>
               <w:jc w:val="left"/>
             </w:pPr>
             <w:r>
@@ -8908,7 +8908,7 @@
           </w:tcPr>
           <w:p>
             <w:pPr>
-              <w:spacing w:after="0" w:line="288"/>
+              <w:spacing w:after="0" w:line="260" w:lineRule="auto"/>
               <w:jc w:val="left"/>
             </w:pPr>
             <w:r>
@@ -8938,7 +8938,7 @@
           </w:tcPr>
           <w:p>
             <w:pPr>
-              <w:spacing w:after="0" w:line="288"/>
+              <w:spacing w:after="0" w:line="260" w:lineRule="auto"/>
               <w:jc w:val="left"/>
             </w:pPr>
             <w:r>
@@ -8959,7 +8959,7 @@
     </w:tbl>
     <w:p>
       <w:pPr>
-        <w:spacing w:after="140" w:line="300"/>
+        <w:spacing w:after="140" w:line="240" w:lineRule="auto"/>
         <w:jc w:val="left"/>
       </w:pPr>
       <w:r>
@@ -9021,7 +9021,7 @@
           </w:p>
           <w:p>
             <w:pPr>
-              <w:spacing w:after="40" w:line="300"/>
+              <w:spacing w:after="40" w:line="240" w:lineRule="auto"/>
               <w:ind w:left="360" w:hanging="360"/>
             </w:pPr>
             <w:r>
@@ -9039,7 +9039,7 @@
           </w:p>
           <w:p>
             <w:pPr>
-              <w:spacing w:after="40" w:line="300"/>
+              <w:spacing w:after="40" w:line="240" w:lineRule="auto"/>
               <w:ind w:left="360" w:hanging="360"/>
             </w:pPr>
             <w:r>
@@ -9057,7 +9057,7 @@
           </w:p>
           <w:p>
             <w:pPr>
-              <w:spacing w:after="40" w:line="300"/>
+              <w:spacing w:after="40" w:line="240" w:lineRule="auto"/>
               <w:ind w:left="360" w:hanging="360"/>
             </w:pPr>
             <w:r>
@@ -9084,7 +9084,7 @@
     <w:p>
       <w:pPr>
         <w:pStyle w:val="Heading1"/>
-        <w:spacing w:after="240" w:before="240" w:line="480"/>
+        <w:spacing w:after="240" w:before="240" w:line="320" w:lineRule="auto"/>
         <w:jc w:val="center"/>
       </w:pPr>
       <w:r>
@@ -9113,7 +9113,7 @@
     </w:p>
     <w:p>
       <w:pPr>
-        <w:spacing w:after="60" w:line="300"/>
+        <w:spacing w:after="60" w:line="240" w:lineRule="auto"/>
         <w:ind w:firstLine="576"/>
         <w:jc w:val="thaiDistribute"/>
       </w:pPr>
@@ -9179,7 +9179,7 @@
     <w:p>
       <w:pPr>
         <w:pStyle w:val="CaptionFigure"/>
-        <w:spacing w:after="160" w:before="60" w:line="288"/>
+        <w:spacing w:after="160" w:before="60" w:line="260" w:lineRule="auto"/>
         <w:jc w:val="center"/>
       </w:pPr>
       <w:r>
@@ -9218,7 +9218,7 @@
         <w:tabs>
           <w:tab w:val="left" w:pos="863"/>
         </w:tabs>
-        <w:spacing w:after="40" w:line="300"/>
+        <w:spacing w:after="40" w:line="240" w:lineRule="auto"/>
         <w:ind w:left="863" w:hanging="504"/>
       </w:pPr>
       <w:r>
@@ -9275,7 +9275,7 @@
         <w:tabs>
           <w:tab w:val="left" w:pos="863"/>
         </w:tabs>
-        <w:spacing w:after="40" w:line="300"/>
+        <w:spacing w:after="40" w:line="240" w:lineRule="auto"/>
         <w:ind w:left="863" w:hanging="504"/>
       </w:pPr>
       <w:r>
@@ -9332,7 +9332,7 @@
         <w:tabs>
           <w:tab w:val="left" w:pos="863"/>
         </w:tabs>
-        <w:spacing w:after="40" w:line="300"/>
+        <w:spacing w:after="40" w:line="240" w:lineRule="auto"/>
         <w:ind w:left="863" w:hanging="504"/>
       </w:pPr>
       <w:r>
@@ -9404,7 +9404,7 @@
     </w:p>
     <w:p>
       <w:pPr>
-        <w:spacing w:after="60" w:line="300"/>
+        <w:spacing w:after="60" w:line="240" w:lineRule="auto"/>
         <w:ind w:firstLine="576"/>
         <w:jc w:val="thaiDistribute"/>
       </w:pPr>
@@ -9455,7 +9455,7 @@
           </w:tcPr>
           <w:p>
             <w:pPr>
-              <w:spacing w:after="0" w:line="288"/>
+              <w:spacing w:after="0" w:line="260" w:lineRule="auto"/>
               <w:jc w:val="center"/>
             </w:pPr>
             <w:r>
@@ -9486,7 +9486,7 @@
           </w:tcPr>
           <w:p>
             <w:pPr>
-              <w:spacing w:after="0" w:line="288"/>
+              <w:spacing w:after="0" w:line="260" w:lineRule="auto"/>
               <w:jc w:val="center"/>
             </w:pPr>
             <w:r>
@@ -9518,7 +9518,7 @@
           </w:tcPr>
           <w:p>
             <w:pPr>
-              <w:spacing w:after="0" w:line="288"/>
+              <w:spacing w:after="0" w:line="260" w:lineRule="auto"/>
               <w:jc w:val="left"/>
             </w:pPr>
             <w:r>
@@ -9548,7 +9548,7 @@
           </w:tcPr>
           <w:p>
             <w:pPr>
-              <w:spacing w:after="0" w:line="288"/>
+              <w:spacing w:after="0" w:line="260" w:lineRule="auto"/>
               <w:jc w:val="left"/>
             </w:pPr>
             <w:r>
@@ -9580,7 +9580,7 @@
           </w:tcPr>
           <w:p>
             <w:pPr>
-              <w:spacing w:after="0" w:line="288"/>
+              <w:spacing w:after="0" w:line="260" w:lineRule="auto"/>
               <w:jc w:val="left"/>
             </w:pPr>
             <w:r>
@@ -9610,7 +9610,7 @@
           </w:tcPr>
           <w:p>
             <w:pPr>
-              <w:spacing w:after="0" w:line="288"/>
+              <w:spacing w:after="0" w:line="260" w:lineRule="auto"/>
               <w:jc w:val="left"/>
             </w:pPr>
             <w:r>
@@ -9642,7 +9642,7 @@
           </w:tcPr>
           <w:p>
             <w:pPr>
-              <w:spacing w:after="0" w:line="288"/>
+              <w:spacing w:after="0" w:line="260" w:lineRule="auto"/>
               <w:jc w:val="left"/>
             </w:pPr>
             <w:r>
@@ -9672,7 +9672,7 @@
           </w:tcPr>
           <w:p>
             <w:pPr>
-              <w:spacing w:after="0" w:line="288"/>
+              <w:spacing w:after="0" w:line="260" w:lineRule="auto"/>
               <w:jc w:val="left"/>
             </w:pPr>
             <w:r>
@@ -9704,7 +9704,7 @@
           </w:tcPr>
           <w:p>
             <w:pPr>
-              <w:spacing w:after="0" w:line="288"/>
+              <w:spacing w:after="0" w:line="260" w:lineRule="auto"/>
               <w:jc w:val="left"/>
             </w:pPr>
             <w:r>
@@ -9734,7 +9734,7 @@
           </w:tcPr>
           <w:p>
             <w:pPr>
-              <w:spacing w:after="0" w:line="288"/>
+              <w:spacing w:after="0" w:line="260" w:lineRule="auto"/>
               <w:jc w:val="left"/>
             </w:pPr>
             <w:r>
@@ -9766,7 +9766,7 @@
           </w:tcPr>
           <w:p>
             <w:pPr>
-              <w:spacing w:after="0" w:line="288"/>
+              <w:spacing w:after="0" w:line="260" w:lineRule="auto"/>
               <w:jc w:val="left"/>
             </w:pPr>
             <w:r>
@@ -9796,7 +9796,7 @@
           </w:tcPr>
           <w:p>
             <w:pPr>
-              <w:spacing w:after="0" w:line="288"/>
+              <w:spacing w:after="0" w:line="260" w:lineRule="auto"/>
               <w:jc w:val="left"/>
             </w:pPr>
             <w:r>
@@ -9828,7 +9828,7 @@
           </w:tcPr>
           <w:p>
             <w:pPr>
-              <w:spacing w:after="0" w:line="288"/>
+              <w:spacing w:after="0" w:line="260" w:lineRule="auto"/>
               <w:jc w:val="left"/>
             </w:pPr>
             <w:r>
@@ -9858,7 +9858,7 @@
           </w:tcPr>
           <w:p>
             <w:pPr>
-              <w:spacing w:after="0" w:line="288"/>
+              <w:spacing w:after="0" w:line="260" w:lineRule="auto"/>
               <w:jc w:val="left"/>
             </w:pPr>
             <w:r>
@@ -9890,7 +9890,7 @@
           </w:tcPr>
           <w:p>
             <w:pPr>
-              <w:spacing w:after="0" w:line="288"/>
+              <w:spacing w:after="0" w:line="260" w:lineRule="auto"/>
               <w:jc w:val="left"/>
             </w:pPr>
             <w:r>
@@ -9920,7 +9920,7 @@
           </w:tcPr>
           <w:p>
             <w:pPr>
-              <w:spacing w:after="0" w:line="288"/>
+              <w:spacing w:after="0" w:line="260" w:lineRule="auto"/>
               <w:jc w:val="left"/>
             </w:pPr>
             <w:r>
@@ -9952,7 +9952,7 @@
           </w:tcPr>
           <w:p>
             <w:pPr>
-              <w:spacing w:after="0" w:line="288"/>
+              <w:spacing w:after="0" w:line="260" w:lineRule="auto"/>
               <w:jc w:val="left"/>
             </w:pPr>
             <w:r>
@@ -9982,7 +9982,7 @@
           </w:tcPr>
           <w:p>
             <w:pPr>
-              <w:spacing w:after="0" w:line="288"/>
+              <w:spacing w:after="0" w:line="260" w:lineRule="auto"/>
               <w:jc w:val="left"/>
             </w:pPr>
             <w:r>
@@ -10014,7 +10014,7 @@
           </w:tcPr>
           <w:p>
             <w:pPr>
-              <w:spacing w:after="0" w:line="288"/>
+              <w:spacing w:after="0" w:line="260" w:lineRule="auto"/>
               <w:jc w:val="left"/>
             </w:pPr>
             <w:r>
@@ -10044,7 +10044,7 @@
           </w:tcPr>
           <w:p>
             <w:pPr>
-              <w:spacing w:after="0" w:line="288"/>
+              <w:spacing w:after="0" w:line="260" w:lineRule="auto"/>
               <w:jc w:val="left"/>
             </w:pPr>
             <w:r>
@@ -10065,7 +10065,7 @@
     </w:tbl>
     <w:p>
       <w:pPr>
-        <w:spacing w:after="140" w:line="300"/>
+        <w:spacing w:after="140" w:line="240" w:lineRule="auto"/>
         <w:jc w:val="left"/>
       </w:pPr>
       <w:r>
@@ -10101,7 +10101,7 @@
     </w:p>
     <w:p>
       <w:pPr>
-        <w:spacing w:after="60" w:line="300"/>
+        <w:spacing w:after="60" w:line="240" w:lineRule="auto"/>
         <w:ind w:firstLine="576"/>
         <w:jc w:val="thaiDistribute"/>
       </w:pPr>
@@ -10188,7 +10188,7 @@
           </w:p>
           <w:p>
             <w:pPr>
-              <w:spacing w:after="40" w:line="300"/>
+              <w:spacing w:after="40" w:line="240" w:lineRule="auto"/>
               <w:ind w:left="360" w:hanging="360"/>
             </w:pPr>
             <w:r>
@@ -10206,7 +10206,7 @@
           </w:p>
           <w:p>
             <w:pPr>
-              <w:spacing w:after="40" w:line="300"/>
+              <w:spacing w:after="40" w:line="240" w:lineRule="auto"/>
               <w:ind w:left="360" w:hanging="360"/>
             </w:pPr>
             <w:r>
@@ -10224,7 +10224,7 @@
           </w:p>
           <w:p>
             <w:pPr>
-              <w:spacing w:after="40" w:line="300"/>
+              <w:spacing w:after="40" w:line="240" w:lineRule="auto"/>
               <w:ind w:left="360" w:hanging="360"/>
             </w:pPr>
             <w:r>
@@ -10242,7 +10242,7 @@
           </w:p>
           <w:p>
             <w:pPr>
-              <w:spacing w:after="40" w:line="300"/>
+              <w:spacing w:after="40" w:line="240" w:lineRule="auto"/>
               <w:ind w:left="360" w:hanging="360"/>
             </w:pPr>
             <w:r>
@@ -10281,7 +10281,7 @@
     </w:p>
     <w:p>
       <w:pPr>
-        <w:spacing w:after="60" w:line="300"/>
+        <w:spacing w:after="60" w:line="240" w:lineRule="auto"/>
         <w:ind w:firstLine="576"/>
         <w:jc w:val="thaiDistribute"/>
       </w:pPr>
@@ -10303,7 +10303,7 @@
         <w:tabs>
           <w:tab w:val="left" w:pos="863"/>
         </w:tabs>
-        <w:spacing w:after="40" w:line="300"/>
+        <w:spacing w:after="40" w:line="240" w:lineRule="auto"/>
         <w:ind w:left="863" w:hanging="504"/>
       </w:pPr>
       <w:r>
@@ -10336,7 +10336,7 @@
         <w:tabs>
           <w:tab w:val="left" w:pos="863"/>
         </w:tabs>
-        <w:spacing w:after="40" w:line="300"/>
+        <w:spacing w:after="40" w:line="240" w:lineRule="auto"/>
         <w:ind w:left="863" w:hanging="504"/>
       </w:pPr>
       <w:r>
@@ -10369,7 +10369,7 @@
         <w:tabs>
           <w:tab w:val="left" w:pos="863"/>
         </w:tabs>
-        <w:spacing w:after="40" w:line="300"/>
+        <w:spacing w:after="40" w:line="240" w:lineRule="auto"/>
         <w:ind w:left="863" w:hanging="504"/>
       </w:pPr>
       <w:r>
@@ -10402,7 +10402,7 @@
         <w:tabs>
           <w:tab w:val="left" w:pos="863"/>
         </w:tabs>
-        <w:spacing w:after="40" w:line="300"/>
+        <w:spacing w:after="40" w:line="240" w:lineRule="auto"/>
         <w:ind w:left="863" w:hanging="504"/>
       </w:pPr>
       <w:r>
@@ -10438,7 +10438,7 @@
     <w:p>
       <w:pPr>
         <w:pStyle w:val="Heading1"/>
-        <w:spacing w:after="240" w:before="240" w:line="480"/>
+        <w:spacing w:after="240" w:before="240" w:line="320" w:lineRule="auto"/>
         <w:jc w:val="center"/>
       </w:pPr>
       <w:r>
@@ -10467,7 +10467,7 @@
     </w:p>
     <w:p>
       <w:pPr>
-        <w:spacing w:after="60" w:line="300"/>
+        <w:spacing w:after="60" w:line="240" w:lineRule="auto"/>
         <w:ind w:firstLine="576"/>
         <w:jc w:val="thaiDistribute"/>
       </w:pPr>
@@ -10533,7 +10533,7 @@
     <w:p>
       <w:pPr>
         <w:pStyle w:val="CaptionFigure"/>
-        <w:spacing w:after="160" w:before="60" w:line="288"/>
+        <w:spacing w:after="160" w:before="60" w:line="260" w:lineRule="auto"/>
         <w:jc w:val="center"/>
       </w:pPr>
       <w:r>
@@ -10551,7 +10551,7 @@
     </w:p>
     <w:p>
       <w:pPr>
-        <w:spacing w:after="60" w:line="300"/>
+        <w:spacing w:after="60" w:line="240" w:lineRule="auto"/>
         <w:ind w:firstLine="576"/>
         <w:jc w:val="thaiDistribute"/>
       </w:pPr>
@@ -10576,7 +10576,7 @@
     <w:p>
       <w:pPr>
         <w:pStyle w:val="Heading1"/>
-        <w:spacing w:after="240" w:before="240" w:line="480"/>
+        <w:spacing w:after="240" w:before="240" w:line="320" w:lineRule="auto"/>
         <w:jc w:val="center"/>
       </w:pPr>
       <w:r>
@@ -10605,7 +10605,7 @@
     </w:p>
     <w:p>
       <w:pPr>
-        <w:spacing w:after="60" w:line="300"/>
+        <w:spacing w:after="60" w:line="240" w:lineRule="auto"/>
         <w:ind w:firstLine="576"/>
         <w:jc w:val="thaiDistribute"/>
       </w:pPr>
@@ -10645,7 +10645,7 @@
         <w:tabs>
           <w:tab w:val="left" w:pos="863"/>
         </w:tabs>
-        <w:spacing w:after="40" w:line="300"/>
+        <w:spacing w:after="40" w:line="240" w:lineRule="auto"/>
         <w:ind w:left="863" w:hanging="504"/>
       </w:pPr>
       <w:r>
@@ -10678,7 +10678,7 @@
         <w:tabs>
           <w:tab w:val="left" w:pos="863"/>
         </w:tabs>
-        <w:spacing w:after="40" w:line="300"/>
+        <w:spacing w:after="40" w:line="240" w:lineRule="auto"/>
         <w:ind w:left="863" w:hanging="504"/>
       </w:pPr>
       <w:r>
@@ -10711,7 +10711,7 @@
         <w:tabs>
           <w:tab w:val="left" w:pos="863"/>
         </w:tabs>
-        <w:spacing w:after="40" w:line="300"/>
+        <w:spacing w:after="40" w:line="240" w:lineRule="auto"/>
         <w:ind w:left="863" w:hanging="504"/>
       </w:pPr>
       <w:r>
@@ -10744,7 +10744,7 @@
         <w:tabs>
           <w:tab w:val="left" w:pos="863"/>
         </w:tabs>
-        <w:spacing w:after="40" w:line="300"/>
+        <w:spacing w:after="40" w:line="240" w:lineRule="auto"/>
         <w:ind w:left="863" w:hanging="504"/>
       </w:pPr>
       <w:r>
@@ -10777,7 +10777,7 @@
         <w:tabs>
           <w:tab w:val="left" w:pos="863"/>
         </w:tabs>
-        <w:spacing w:after="40" w:line="300"/>
+        <w:spacing w:after="40" w:line="240" w:lineRule="auto"/>
         <w:ind w:left="863" w:hanging="504"/>
       </w:pPr>
       <w:r>
@@ -10825,7 +10825,7 @@
     </w:p>
     <w:p>
       <w:pPr>
-        <w:spacing w:after="60" w:line="300"/>
+        <w:spacing w:after="60" w:line="240" w:lineRule="auto"/>
         <w:ind w:firstLine="576"/>
         <w:jc w:val="thaiDistribute"/>
       </w:pPr>
@@ -10847,7 +10847,7 @@
         <w:tabs>
           <w:tab w:val="left" w:pos="863"/>
         </w:tabs>
-        <w:spacing w:after="40" w:line="300"/>
+        <w:spacing w:after="40" w:line="240" w:lineRule="auto"/>
         <w:ind w:left="863" w:hanging="504"/>
       </w:pPr>
       <w:r>
@@ -10904,7 +10904,7 @@
         <w:tabs>
           <w:tab w:val="left" w:pos="863"/>
         </w:tabs>
-        <w:spacing w:after="40" w:line="300"/>
+        <w:spacing w:after="40" w:line="240" w:lineRule="auto"/>
         <w:ind w:left="863" w:hanging="504"/>
       </w:pPr>
       <w:r>
@@ -10958,7 +10958,7 @@
     </w:p>
     <w:p>
       <w:pPr>
-        <w:spacing w:after="60" w:line="300"/>
+        <w:spacing w:after="60" w:line="240" w:lineRule="auto"/>
         <w:ind w:firstLine="576"/>
         <w:jc w:val="thaiDistribute"/>
       </w:pPr>
@@ -10995,7 +10995,7 @@
     </w:p>
     <w:p>
       <w:pPr>
-        <w:spacing w:after="60" w:line="300"/>
+        <w:spacing w:after="60" w:line="240" w:lineRule="auto"/>
         <w:ind w:firstLine="576"/>
         <w:jc w:val="thaiDistribute"/>
       </w:pPr>
@@ -11032,7 +11032,7 @@
     </w:p>
     <w:p>
       <w:pPr>
-        <w:spacing w:after="60" w:line="300"/>
+        <w:spacing w:after="60" w:line="240" w:lineRule="auto"/>
         <w:ind w:firstLine="576"/>
         <w:jc w:val="thaiDistribute"/>
       </w:pPr>
@@ -11054,7 +11054,7 @@
         <w:tabs>
           <w:tab w:val="left" w:pos="863"/>
         </w:tabs>
-        <w:spacing w:after="40" w:line="300"/>
+        <w:spacing w:after="40" w:line="240" w:lineRule="auto"/>
         <w:ind w:left="863" w:hanging="504"/>
       </w:pPr>
       <w:r>
@@ -11087,7 +11087,7 @@
         <w:tabs>
           <w:tab w:val="left" w:pos="863"/>
         </w:tabs>
-        <w:spacing w:after="40" w:line="300"/>
+        <w:spacing w:after="40" w:line="240" w:lineRule="auto"/>
         <w:ind w:left="863" w:hanging="504"/>
       </w:pPr>
       <w:r>
@@ -11120,7 +11120,7 @@
         <w:tabs>
           <w:tab w:val="left" w:pos="863"/>
         </w:tabs>
-        <w:spacing w:after="40" w:line="300"/>
+        <w:spacing w:after="40" w:line="240" w:lineRule="auto"/>
         <w:ind w:left="863" w:hanging="504"/>
       </w:pPr>
       <w:r>
@@ -11153,7 +11153,7 @@
         <w:tabs>
           <w:tab w:val="left" w:pos="863"/>
         </w:tabs>
-        <w:spacing w:after="40" w:line="300"/>
+        <w:spacing w:after="40" w:line="240" w:lineRule="auto"/>
         <w:ind w:left="863" w:hanging="504"/>
       </w:pPr>
       <w:r>
@@ -11201,7 +11201,7 @@
     </w:p>
     <w:p>
       <w:pPr>
-        <w:spacing w:after="60" w:line="300"/>
+        <w:spacing w:after="60" w:line="240" w:lineRule="auto"/>
         <w:ind w:firstLine="576"/>
         <w:jc w:val="thaiDistribute"/>
       </w:pPr>
@@ -11224,7 +11224,7 @@
           <w:tab w:val="center" w:pos="4153"/>
           <w:tab w:val="right" w:pos="8306"/>
         </w:tabs>
-        <w:spacing w:after="140" w:before="140" w:line="300"/>
+        <w:spacing w:after="140" w:before="140" w:line="240" w:lineRule="auto"/>
         <w:jc w:val="left"/>
       </w:pPr>
       <w:r>
@@ -11254,7 +11254,7 @@
     </w:p>
     <w:p>
       <w:pPr>
-        <w:spacing w:after="60" w:line="300"/>
+        <w:spacing w:after="60" w:line="240" w:lineRule="auto"/>
         <w:ind w:firstLine="576"/>
         <w:jc w:val="thaiDistribute"/>
       </w:pPr>
@@ -11317,7 +11317,7 @@
           </w:p>
           <w:p>
             <w:pPr>
-              <w:spacing w:after="40" w:line="300"/>
+              <w:spacing w:after="40" w:line="240" w:lineRule="auto"/>
               <w:ind w:left="360" w:hanging="360"/>
             </w:pPr>
             <w:r>
@@ -11335,7 +11335,7 @@
           </w:p>
           <w:p>
             <w:pPr>
-              <w:spacing w:after="40" w:line="300"/>
+              <w:spacing w:after="40" w:line="240" w:lineRule="auto"/>
               <w:ind w:left="360" w:hanging="360"/>
             </w:pPr>
             <w:r>
@@ -11353,7 +11353,7 @@
           </w:p>
           <w:p>
             <w:pPr>
-              <w:spacing w:after="40" w:line="300"/>
+              <w:spacing w:after="40" w:line="240" w:lineRule="auto"/>
               <w:ind w:left="360" w:hanging="360"/>
             </w:pPr>
             <w:r>
@@ -11371,7 +11371,7 @@
           </w:p>
           <w:p>
             <w:pPr>
-              <w:spacing w:after="40" w:line="300"/>
+              <w:spacing w:after="40" w:line="240" w:lineRule="auto"/>
               <w:ind w:left="360" w:hanging="360"/>
             </w:pPr>
             <w:r>
@@ -11410,7 +11410,7 @@
     </w:p>
     <w:p>
       <w:pPr>
-        <w:spacing w:after="60" w:line="300"/>
+        <w:spacing w:after="60" w:line="240" w:lineRule="auto"/>
         <w:ind w:firstLine="576"/>
         <w:jc w:val="thaiDistribute"/>
       </w:pPr>
@@ -11429,7 +11429,7 @@
     </w:p>
     <w:p>
       <w:pPr>
-        <w:spacing w:after="60" w:line="300"/>
+        <w:spacing w:after="60" w:line="240" w:lineRule="auto"/>
         <w:ind w:firstLine="576"/>
         <w:jc w:val="thaiDistribute"/>
       </w:pPr>
@@ -11469,7 +11469,7 @@
         <w:tabs>
           <w:tab w:val="left" w:pos="863"/>
         </w:tabs>
-        <w:spacing w:after="40" w:line="300"/>
+        <w:spacing w:after="40" w:line="240" w:lineRule="auto"/>
         <w:ind w:left="863" w:hanging="504"/>
       </w:pPr>
       <w:r>
@@ -11502,7 +11502,7 @@
         <w:tabs>
           <w:tab w:val="left" w:pos="863"/>
         </w:tabs>
-        <w:spacing w:after="40" w:line="300"/>
+        <w:spacing w:after="40" w:line="240" w:lineRule="auto"/>
         <w:ind w:left="863" w:hanging="504"/>
       </w:pPr>
       <w:r>
@@ -11535,7 +11535,7 @@
         <w:tabs>
           <w:tab w:val="left" w:pos="863"/>
         </w:tabs>
-        <w:spacing w:after="40" w:line="300"/>
+        <w:spacing w:after="40" w:line="240" w:lineRule="auto"/>
         <w:ind w:left="863" w:hanging="504"/>
       </w:pPr>
       <w:r>
@@ -11568,7 +11568,7 @@
         <w:tabs>
           <w:tab w:val="left" w:pos="863"/>
         </w:tabs>
-        <w:spacing w:after="40" w:line="300"/>
+        <w:spacing w:after="40" w:line="240" w:lineRule="auto"/>
         <w:ind w:left="863" w:hanging="504"/>
       </w:pPr>
       <w:r>
@@ -11640,7 +11640,7 @@
     </w:p>
     <w:p>
       <w:pPr>
-        <w:spacing w:after="60" w:line="300"/>
+        <w:spacing w:after="60" w:line="240" w:lineRule="auto"/>
         <w:ind w:firstLine="576"/>
         <w:jc w:val="thaiDistribute"/>
       </w:pPr>
@@ -11692,7 +11692,7 @@
           </w:tcPr>
           <w:p>
             <w:pPr>
-              <w:spacing w:after="0" w:line="288"/>
+              <w:spacing w:after="0" w:line="260" w:lineRule="auto"/>
               <w:jc w:val="center"/>
             </w:pPr>
             <w:r>
@@ -11723,7 +11723,7 @@
           </w:tcPr>
           <w:p>
             <w:pPr>
-              <w:spacing w:after="0" w:line="288"/>
+              <w:spacing w:after="0" w:line="260" w:lineRule="auto"/>
               <w:jc w:val="center"/>
             </w:pPr>
             <w:r>
@@ -11754,7 +11754,7 @@
           </w:tcPr>
           <w:p>
             <w:pPr>
-              <w:spacing w:after="0" w:line="288"/>
+              <w:spacing w:after="0" w:line="260" w:lineRule="auto"/>
               <w:jc w:val="center"/>
             </w:pPr>
             <w:r>
@@ -11786,7 +11786,7 @@
           </w:tcPr>
           <w:p>
             <w:pPr>
-              <w:spacing w:after="0" w:line="288"/>
+              <w:spacing w:after="0" w:line="260" w:lineRule="auto"/>
               <w:jc w:val="center"/>
             </w:pPr>
             <w:r>
@@ -11816,7 +11816,7 @@
           </w:tcPr>
           <w:p>
             <w:pPr>
-              <w:spacing w:after="0" w:line="288"/>
+              <w:spacing w:after="0" w:line="260" w:lineRule="auto"/>
               <w:jc w:val="left"/>
             </w:pPr>
             <w:r>
@@ -11846,7 +11846,7 @@
           </w:tcPr>
           <w:p>
             <w:pPr>
-              <w:spacing w:after="0" w:line="288"/>
+              <w:spacing w:after="0" w:line="260" w:lineRule="auto"/>
               <w:jc w:val="center"/>
             </w:pPr>
             <w:r>
@@ -11878,7 +11878,7 @@
           </w:tcPr>
           <w:p>
             <w:pPr>
-              <w:spacing w:after="0" w:line="288"/>
+              <w:spacing w:after="0" w:line="260" w:lineRule="auto"/>
               <w:jc w:val="center"/>
             </w:pPr>
             <w:r>
@@ -11908,7 +11908,7 @@
           </w:tcPr>
           <w:p>
             <w:pPr>
-              <w:spacing w:after="0" w:line="288"/>
+              <w:spacing w:after="0" w:line="260" w:lineRule="auto"/>
               <w:jc w:val="left"/>
             </w:pPr>
             <w:r>
@@ -11938,7 +11938,7 @@
           </w:tcPr>
           <w:p>
             <w:pPr>
-              <w:spacing w:after="0" w:line="288"/>
+              <w:spacing w:after="0" w:line="260" w:lineRule="auto"/>
               <w:jc w:val="center"/>
             </w:pPr>
             <w:r>
@@ -11970,7 +11970,7 @@
           </w:tcPr>
           <w:p>
             <w:pPr>
-              <w:spacing w:after="0" w:line="288"/>
+              <w:spacing w:after="0" w:line="260" w:lineRule="auto"/>
               <w:jc w:val="center"/>
             </w:pPr>
             <w:r>
@@ -12000,7 +12000,7 @@
           </w:tcPr>
           <w:p>
             <w:pPr>
-              <w:spacing w:after="0" w:line="288"/>
+              <w:spacing w:after="0" w:line="260" w:lineRule="auto"/>
               <w:jc w:val="left"/>
             </w:pPr>
             <w:r>
@@ -12030,7 +12030,7 @@
           </w:tcPr>
           <w:p>
             <w:pPr>
-              <w:spacing w:after="0" w:line="288"/>
+              <w:spacing w:after="0" w:line="260" w:lineRule="auto"/>
               <w:jc w:val="center"/>
             </w:pPr>
             <w:r>
@@ -12062,7 +12062,7 @@
           </w:tcPr>
           <w:p>
             <w:pPr>
-              <w:spacing w:after="0" w:line="288"/>
+              <w:spacing w:after="0" w:line="260" w:lineRule="auto"/>
               <w:jc w:val="center"/>
             </w:pPr>
             <w:r>
@@ -12092,7 +12092,7 @@
           </w:tcPr>
           <w:p>
             <w:pPr>
-              <w:spacing w:after="0" w:line="288"/>
+              <w:spacing w:after="0" w:line="260" w:lineRule="auto"/>
               <w:jc w:val="left"/>
             </w:pPr>
             <w:r>
@@ -12122,7 +12122,7 @@
           </w:tcPr>
           <w:p>
             <w:pPr>
-              <w:spacing w:after="0" w:line="288"/>
+              <w:spacing w:after="0" w:line="260" w:lineRule="auto"/>
               <w:jc w:val="center"/>
             </w:pPr>
             <w:r>
@@ -12154,7 +12154,7 @@
           </w:tcPr>
           <w:p>
             <w:pPr>
-              <w:spacing w:after="0" w:line="288"/>
+              <w:spacing w:after="0" w:line="260" w:lineRule="auto"/>
               <w:jc w:val="center"/>
             </w:pPr>
             <w:r>
@@ -12184,7 +12184,7 @@
           </w:tcPr>
           <w:p>
             <w:pPr>
-              <w:spacing w:after="0" w:line="288"/>
+              <w:spacing w:after="0" w:line="260" w:lineRule="auto"/>
               <w:jc w:val="left"/>
             </w:pPr>
             <w:r>
@@ -12214,7 +12214,7 @@
           </w:tcPr>
           <w:p>
             <w:pPr>
-              <w:spacing w:after="0" w:line="288"/>
+              <w:spacing w:after="0" w:line="260" w:lineRule="auto"/>
               <w:jc w:val="center"/>
             </w:pPr>
             <w:r>
@@ -12246,7 +12246,7 @@
           </w:tcPr>
           <w:p>
             <w:pPr>
-              <w:spacing w:after="0" w:line="288"/>
+              <w:spacing w:after="0" w:line="260" w:lineRule="auto"/>
               <w:jc w:val="center"/>
             </w:pPr>
             <w:r>
@@ -12276,7 +12276,7 @@
           </w:tcPr>
           <w:p>
             <w:pPr>
-              <w:spacing w:after="0" w:line="288"/>
+              <w:spacing w:after="0" w:line="260" w:lineRule="auto"/>
               <w:jc w:val="left"/>
             </w:pPr>
             <w:r>
@@ -12306,7 +12306,7 @@
           </w:tcPr>
           <w:p>
             <w:pPr>
-              <w:spacing w:after="0" w:line="288"/>
+              <w:spacing w:after="0" w:line="260" w:lineRule="auto"/>
               <w:jc w:val="center"/>
             </w:pPr>
             <w:r>
@@ -12338,7 +12338,7 @@
           </w:tcPr>
           <w:p>
             <w:pPr>
-              <w:spacing w:after="0" w:line="288"/>
+              <w:spacing w:after="0" w:line="260" w:lineRule="auto"/>
               <w:jc w:val="center"/>
             </w:pPr>
             <w:r>
@@ -12368,7 +12368,7 @@
           </w:tcPr>
           <w:p>
             <w:pPr>
-              <w:spacing w:after="0" w:line="288"/>
+              <w:spacing w:after="0" w:line="260" w:lineRule="auto"/>
               <w:jc w:val="left"/>
             </w:pPr>
             <w:r>
@@ -12398,7 +12398,7 @@
           </w:tcPr>
           <w:p>
             <w:pPr>
-              <w:spacing w:after="0" w:line="288"/>
+              <w:spacing w:after="0" w:line="260" w:lineRule="auto"/>
               <w:jc w:val="center"/>
             </w:pPr>
             <w:r>
@@ -12430,7 +12430,7 @@
           </w:tcPr>
           <w:p>
             <w:pPr>
-              <w:spacing w:after="0" w:line="288"/>
+              <w:spacing w:after="0" w:line="260" w:lineRule="auto"/>
               <w:jc w:val="center"/>
             </w:pPr>
             <w:r>
@@ -12460,7 +12460,7 @@
           </w:tcPr>
           <w:p>
             <w:pPr>
-              <w:spacing w:after="0" w:line="288"/>
+              <w:spacing w:after="0" w:line="260" w:lineRule="auto"/>
               <w:jc w:val="left"/>
             </w:pPr>
             <w:r>
@@ -12490,7 +12490,7 @@
           </w:tcPr>
           <w:p>
             <w:pPr>
-              <w:spacing w:after="0" w:line="288"/>
+              <w:spacing w:after="0" w:line="260" w:lineRule="auto"/>
               <w:jc w:val="center"/>
             </w:pPr>
             <w:r>
@@ -12522,7 +12522,7 @@
           </w:tcPr>
           <w:p>
             <w:pPr>
-              <w:spacing w:after="0" w:line="288"/>
+              <w:spacing w:after="0" w:line="260" w:lineRule="auto"/>
               <w:jc w:val="center"/>
             </w:pPr>
             <w:r>
@@ -12552,7 +12552,7 @@
           </w:tcPr>
           <w:p>
             <w:pPr>
-              <w:spacing w:after="0" w:line="288"/>
+              <w:spacing w:after="0" w:line="260" w:lineRule="auto"/>
               <w:jc w:val="left"/>
             </w:pPr>
             <w:r>
@@ -12582,7 +12582,7 @@
           </w:tcPr>
           <w:p>
             <w:pPr>
-              <w:spacing w:after="0" w:line="288"/>
+              <w:spacing w:after="0" w:line="260" w:lineRule="auto"/>
               <w:jc w:val="center"/>
             </w:pPr>
             <w:r>
@@ -12614,7 +12614,7 @@
           </w:tcPr>
           <w:p>
             <w:pPr>
-              <w:spacing w:after="0" w:line="288"/>
+              <w:spacing w:after="0" w:line="260" w:lineRule="auto"/>
               <w:jc w:val="center"/>
             </w:pPr>
             <w:r>
@@ -12644,7 +12644,7 @@
           </w:tcPr>
           <w:p>
             <w:pPr>
-              <w:spacing w:after="0" w:line="288"/>
+              <w:spacing w:after="0" w:line="260" w:lineRule="auto"/>
               <w:jc w:val="left"/>
             </w:pPr>
             <w:r>
@@ -12674,7 +12674,7 @@
           </w:tcPr>
           <w:p>
             <w:pPr>
-              <w:spacing w:after="0" w:line="288"/>
+              <w:spacing w:after="0" w:line="260" w:lineRule="auto"/>
               <w:jc w:val="center"/>
             </w:pPr>
             <w:r>
@@ -12737,7 +12737,7 @@
     </w:p>
     <w:p>
       <w:pPr>
-        <w:spacing w:after="60" w:line="300"/>
+        <w:spacing w:after="60" w:line="240" w:lineRule="auto"/>
         <w:ind w:firstLine="576"/>
         <w:jc w:val="thaiDistribute"/>
       </w:pPr>
@@ -12789,7 +12789,7 @@
           </w:tcPr>
           <w:p>
             <w:pPr>
-              <w:spacing w:after="0" w:line="288"/>
+              <w:spacing w:after="0" w:line="260" w:lineRule="auto"/>
               <w:jc w:val="center"/>
             </w:pPr>
             <w:r>
@@ -12820,7 +12820,7 @@
           </w:tcPr>
           <w:p>
             <w:pPr>
-              <w:spacing w:after="0" w:line="288"/>
+              <w:spacing w:after="0" w:line="260" w:lineRule="auto"/>
               <w:jc w:val="center"/>
             </w:pPr>
             <w:r>
@@ -12851,7 +12851,7 @@
           </w:tcPr>
           <w:p>
             <w:pPr>
-              <w:spacing w:after="0" w:line="288"/>
+              <w:spacing w:after="0" w:line="260" w:lineRule="auto"/>
               <w:jc w:val="center"/>
             </w:pPr>
             <w:r>
@@ -12883,7 +12883,7 @@
           </w:tcPr>
           <w:p>
             <w:pPr>
-              <w:spacing w:after="0" w:line="288"/>
+              <w:spacing w:after="0" w:line="260" w:lineRule="auto"/>
               <w:jc w:val="left"/>
             </w:pPr>
             <w:r>
@@ -12913,7 +12913,7 @@
           </w:tcPr>
           <w:p>
             <w:pPr>
-              <w:spacing w:after="0" w:line="288"/>
+              <w:spacing w:after="0" w:line="260" w:lineRule="auto"/>
               <w:jc w:val="center"/>
             </w:pPr>
             <w:r>
@@ -12943,7 +12943,7 @@
           </w:tcPr>
           <w:p>
             <w:pPr>
-              <w:spacing w:after="0" w:line="288"/>
+              <w:spacing w:after="0" w:line="260" w:lineRule="auto"/>
               <w:jc w:val="left"/>
             </w:pPr>
             <w:r>
@@ -12975,7 +12975,7 @@
           </w:tcPr>
           <w:p>
             <w:pPr>
-              <w:spacing w:after="0" w:line="288"/>
+              <w:spacing w:after="0" w:line="260" w:lineRule="auto"/>
               <w:jc w:val="left"/>
             </w:pPr>
             <w:r>
@@ -13005,7 +13005,7 @@
           </w:tcPr>
           <w:p>
             <w:pPr>
-              <w:spacing w:after="0" w:line="288"/>
+              <w:spacing w:after="0" w:line="260" w:lineRule="auto"/>
               <w:jc w:val="center"/>
             </w:pPr>
             <w:r>
@@ -13035,7 +13035,7 @@
           </w:tcPr>
           <w:p>
             <w:pPr>
-              <w:spacing w:after="0" w:line="288"/>
+              <w:spacing w:after="0" w:line="260" w:lineRule="auto"/>
               <w:jc w:val="left"/>
             </w:pPr>
             <w:r>
@@ -13067,7 +13067,7 @@
           </w:tcPr>
           <w:p>
             <w:pPr>
-              <w:spacing w:after="0" w:line="288"/>
+              <w:spacing w:after="0" w:line="260" w:lineRule="auto"/>
               <w:jc w:val="left"/>
             </w:pPr>
             <w:r>
@@ -13097,7 +13097,7 @@
           </w:tcPr>
           <w:p>
             <w:pPr>
-              <w:spacing w:after="0" w:line="288"/>
+              <w:spacing w:after="0" w:line="260" w:lineRule="auto"/>
               <w:jc w:val="center"/>
             </w:pPr>
             <w:r>
@@ -13127,7 +13127,7 @@
           </w:tcPr>
           <w:p>
             <w:pPr>
-              <w:spacing w:after="0" w:line="288"/>
+              <w:spacing w:after="0" w:line="260" w:lineRule="auto"/>
               <w:jc w:val="left"/>
             </w:pPr>
             <w:r>
@@ -13159,7 +13159,7 @@
           </w:tcPr>
           <w:p>
             <w:pPr>
-              <w:spacing w:after="0" w:line="288"/>
+              <w:spacing w:after="0" w:line="260" w:lineRule="auto"/>
               <w:jc w:val="left"/>
             </w:pPr>
             <w:r>
@@ -13189,7 +13189,7 @@
           </w:tcPr>
           <w:p>
             <w:pPr>
-              <w:spacing w:after="0" w:line="288"/>
+              <w:spacing w:after="0" w:line="260" w:lineRule="auto"/>
               <w:jc w:val="center"/>
             </w:pPr>
             <w:r>
@@ -13219,7 +13219,7 @@
           </w:tcPr>
           <w:p>
             <w:pPr>
-              <w:spacing w:after="0" w:line="288"/>
+              <w:spacing w:after="0" w:line="260" w:lineRule="auto"/>
               <w:jc w:val="left"/>
             </w:pPr>
             <w:r>
@@ -13251,7 +13251,7 @@
           </w:tcPr>
           <w:p>
             <w:pPr>
-              <w:spacing w:after="0" w:line="288"/>
+              <w:spacing w:after="0" w:line="260" w:lineRule="auto"/>
               <w:jc w:val="left"/>
             </w:pPr>
             <w:r>
@@ -13281,7 +13281,7 @@
           </w:tcPr>
           <w:p>
             <w:pPr>
-              <w:spacing w:after="0" w:line="288"/>
+              <w:spacing w:after="0" w:line="260" w:lineRule="auto"/>
               <w:jc w:val="center"/>
             </w:pPr>
             <w:r>
@@ -13311,7 +13311,7 @@
           </w:tcPr>
           <w:p>
             <w:pPr>
-              <w:spacing w:after="0" w:line="288"/>
+              <w:spacing w:after="0" w:line="260" w:lineRule="auto"/>
               <w:jc w:val="left"/>
             </w:pPr>
             <w:r>
@@ -13343,7 +13343,7 @@
           </w:tcPr>
           <w:p>
             <w:pPr>
-              <w:spacing w:after="0" w:line="288"/>
+              <w:spacing w:after="0" w:line="260" w:lineRule="auto"/>
               <w:jc w:val="left"/>
             </w:pPr>
             <w:r>
@@ -13373,7 +13373,7 @@
           </w:tcPr>
           <w:p>
             <w:pPr>
-              <w:spacing w:after="0" w:line="288"/>
+              <w:spacing w:after="0" w:line="260" w:lineRule="auto"/>
               <w:jc w:val="center"/>
             </w:pPr>
             <w:r>
@@ -13403,7 +13403,7 @@
           </w:tcPr>
           <w:p>
             <w:pPr>
-              <w:spacing w:after="0" w:line="288"/>
+              <w:spacing w:after="0" w:line="260" w:lineRule="auto"/>
               <w:jc w:val="left"/>
             </w:pPr>
             <w:r>
@@ -13435,7 +13435,7 @@
           </w:tcPr>
           <w:p>
             <w:pPr>
-              <w:spacing w:after="0" w:line="288"/>
+              <w:spacing w:after="0" w:line="260" w:lineRule="auto"/>
               <w:jc w:val="left"/>
             </w:pPr>
             <w:r>
@@ -13465,7 +13465,7 @@
           </w:tcPr>
           <w:p>
             <w:pPr>
-              <w:spacing w:after="0" w:line="288"/>
+              <w:spacing w:after="0" w:line="260" w:lineRule="auto"/>
               <w:jc w:val="center"/>
             </w:pPr>
             <w:r>
@@ -13495,7 +13495,7 @@
           </w:tcPr>
           <w:p>
             <w:pPr>
-              <w:spacing w:after="0" w:line="288"/>
+              <w:spacing w:after="0" w:line="260" w:lineRule="auto"/>
               <w:jc w:val="left"/>
             </w:pPr>
             <w:r>
@@ -13527,7 +13527,7 @@
           </w:tcPr>
           <w:p>
             <w:pPr>
-              <w:spacing w:after="0" w:line="288"/>
+              <w:spacing w:after="0" w:line="260" w:lineRule="auto"/>
               <w:jc w:val="left"/>
             </w:pPr>
             <w:r>
@@ -13557,7 +13557,7 @@
           </w:tcPr>
           <w:p>
             <w:pPr>
-              <w:spacing w:after="0" w:line="288"/>
+              <w:spacing w:after="0" w:line="260" w:lineRule="auto"/>
               <w:jc w:val="center"/>
             </w:pPr>
             <w:r>
@@ -13587,7 +13587,7 @@
           </w:tcPr>
           <w:p>
             <w:pPr>
-              <w:spacing w:after="0" w:line="288"/>
+              <w:spacing w:after="0" w:line="260" w:lineRule="auto"/>
               <w:jc w:val="left"/>
             </w:pPr>
             <w:r>
@@ -13619,7 +13619,7 @@
           </w:tcPr>
           <w:p>
             <w:pPr>
-              <w:spacing w:after="0" w:line="288"/>
+              <w:spacing w:after="0" w:line="260" w:lineRule="auto"/>
               <w:jc w:val="left"/>
             </w:pPr>
             <w:r>
@@ -13649,7 +13649,7 @@
           </w:tcPr>
           <w:p>
             <w:pPr>
-              <w:spacing w:after="0" w:line="288"/>
+              <w:spacing w:after="0" w:line="260" w:lineRule="auto"/>
               <w:jc w:val="center"/>
             </w:pPr>
             <w:r>
@@ -13679,7 +13679,7 @@
           </w:tcPr>
           <w:p>
             <w:pPr>
-              <w:spacing w:after="0" w:line="288"/>
+              <w:spacing w:after="0" w:line="260" w:lineRule="auto"/>
               <w:jc w:val="left"/>
             </w:pPr>
             <w:r>
@@ -13711,7 +13711,7 @@
           </w:tcPr>
           <w:p>
             <w:pPr>
-              <w:spacing w:after="0" w:line="288"/>
+              <w:spacing w:after="0" w:line="260" w:lineRule="auto"/>
               <w:jc w:val="left"/>
             </w:pPr>
             <w:r>
@@ -13741,7 +13741,7 @@
           </w:tcPr>
           <w:p>
             <w:pPr>
-              <w:spacing w:after="0" w:line="288"/>
+              <w:spacing w:after="0" w:line="260" w:lineRule="auto"/>
               <w:jc w:val="center"/>
             </w:pPr>
             <w:r>
@@ -13771,7 +13771,7 @@
           </w:tcPr>
           <w:p>
             <w:pPr>
-              <w:spacing w:after="0" w:line="288"/>
+              <w:spacing w:after="0" w:line="260" w:lineRule="auto"/>
               <w:jc w:val="left"/>
             </w:pPr>
             <w:r>
@@ -13803,7 +13803,7 @@
           </w:tcPr>
           <w:p>
             <w:pPr>
-              <w:spacing w:after="0" w:line="288"/>
+              <w:spacing w:after="0" w:line="260" w:lineRule="auto"/>
               <w:jc w:val="left"/>
             </w:pPr>
             <w:r>
@@ -13833,7 +13833,7 @@
           </w:tcPr>
           <w:p>
             <w:pPr>
-              <w:spacing w:after="0" w:line="288"/>
+              <w:spacing w:after="0" w:line="260" w:lineRule="auto"/>
               <w:jc w:val="center"/>
             </w:pPr>
             <w:r>
@@ -13863,7 +13863,7 @@
           </w:tcPr>
           <w:p>
             <w:pPr>
-              <w:spacing w:after="0" w:line="288"/>
+              <w:spacing w:after="0" w:line="260" w:lineRule="auto"/>
               <w:jc w:val="left"/>
             </w:pPr>
             <w:r>
@@ -13926,7 +13926,7 @@
     </w:p>
     <w:p>
       <w:pPr>
-        <w:spacing w:after="60" w:line="300"/>
+        <w:spacing w:after="60" w:line="240" w:lineRule="auto"/>
         <w:ind w:firstLine="576"/>
         <w:jc w:val="thaiDistribute"/>
       </w:pPr>
@@ -13977,7 +13977,7 @@
           </w:tcPr>
           <w:p>
             <w:pPr>
-              <w:spacing w:after="0" w:line="288"/>
+              <w:spacing w:after="0" w:line="260" w:lineRule="auto"/>
               <w:jc w:val="center"/>
             </w:pPr>
             <w:r>
@@ -14008,7 +14008,7 @@
           </w:tcPr>
           <w:p>
             <w:pPr>
-              <w:spacing w:after="0" w:line="288"/>
+              <w:spacing w:after="0" w:line="260" w:lineRule="auto"/>
               <w:jc w:val="center"/>
             </w:pPr>
             <w:r>
@@ -14040,7 +14040,7 @@
           </w:tcPr>
           <w:p>
             <w:pPr>
-              <w:spacing w:after="0" w:line="288"/>
+              <w:spacing w:after="0" w:line="260" w:lineRule="auto"/>
               <w:jc w:val="left"/>
             </w:pPr>
             <w:r>
@@ -14070,7 +14070,7 @@
           </w:tcPr>
           <w:p>
             <w:pPr>
-              <w:spacing w:after="0" w:line="288"/>
+              <w:spacing w:after="0" w:line="260" w:lineRule="auto"/>
               <w:jc w:val="left"/>
             </w:pPr>
             <w:r>
@@ -14102,7 +14102,7 @@
           </w:tcPr>
           <w:p>
             <w:pPr>
-              <w:spacing w:after="0" w:line="288"/>
+              <w:spacing w:after="0" w:line="260" w:lineRule="auto"/>
               <w:jc w:val="left"/>
             </w:pPr>
             <w:r>
@@ -14132,7 +14132,7 @@
           </w:tcPr>
           <w:p>
             <w:pPr>
-              <w:spacing w:after="0" w:line="288"/>
+              <w:spacing w:after="0" w:line="260" w:lineRule="auto"/>
               <w:jc w:val="left"/>
             </w:pPr>
             <w:r>
@@ -14164,7 +14164,7 @@
           </w:tcPr>
           <w:p>
             <w:pPr>
-              <w:spacing w:after="0" w:line="288"/>
+              <w:spacing w:after="0" w:line="260" w:lineRule="auto"/>
               <w:jc w:val="left"/>
             </w:pPr>
             <w:r>
@@ -14194,7 +14194,7 @@
           </w:tcPr>
           <w:p>
             <w:pPr>
-              <w:spacing w:after="0" w:line="288"/>
+              <w:spacing w:after="0" w:line="260" w:lineRule="auto"/>
               <w:jc w:val="left"/>
             </w:pPr>
             <w:r>
@@ -14226,7 +14226,7 @@
           </w:tcPr>
           <w:p>
             <w:pPr>
-              <w:spacing w:after="0" w:line="288"/>
+              <w:spacing w:after="0" w:line="260" w:lineRule="auto"/>
               <w:jc w:val="left"/>
             </w:pPr>
             <w:r>
@@ -14256,7 +14256,7 @@
           </w:tcPr>
           <w:p>
             <w:pPr>
-              <w:spacing w:after="0" w:line="288"/>
+              <w:spacing w:after="0" w:line="260" w:lineRule="auto"/>
               <w:jc w:val="left"/>
             </w:pPr>
             <w:r>
@@ -14288,7 +14288,7 @@
           </w:tcPr>
           <w:p>
             <w:pPr>
-              <w:spacing w:after="0" w:line="288"/>
+              <w:spacing w:after="0" w:line="260" w:lineRule="auto"/>
               <w:jc w:val="left"/>
             </w:pPr>
             <w:r>
@@ -14318,7 +14318,7 @@
           </w:tcPr>
           <w:p>
             <w:pPr>
-              <w:spacing w:after="0" w:line="288"/>
+              <w:spacing w:after="0" w:line="260" w:lineRule="auto"/>
               <w:jc w:val="left"/>
             </w:pPr>
             <w:r>
@@ -14350,7 +14350,7 @@
           </w:tcPr>
           <w:p>
             <w:pPr>
-              <w:spacing w:after="0" w:line="288"/>
+              <w:spacing w:after="0" w:line="260" w:lineRule="auto"/>
               <w:jc w:val="left"/>
             </w:pPr>
             <w:r>
@@ -14380,7 +14380,7 @@
           </w:tcPr>
           <w:p>
             <w:pPr>
-              <w:spacing w:after="0" w:line="288"/>
+              <w:spacing w:after="0" w:line="260" w:lineRule="auto"/>
               <w:jc w:val="left"/>
             </w:pPr>
             <w:r>
@@ -14401,7 +14401,7 @@
     </w:tbl>
     <w:p>
       <w:pPr>
-        <w:spacing w:after="160" w:line="300"/>
+        <w:spacing w:after="160" w:line="240" w:lineRule="auto"/>
         <w:jc w:val="left"/>
       </w:pPr>
       <w:r>
@@ -14463,7 +14463,7 @@
           </w:p>
           <w:p>
             <w:pPr>
-              <w:spacing w:after="40" w:line="300"/>
+              <w:spacing w:after="40" w:line="240" w:lineRule="auto"/>
               <w:ind w:left="360" w:hanging="360"/>
             </w:pPr>
             <w:r>
@@ -14481,7 +14481,7 @@
           </w:p>
           <w:p>
             <w:pPr>
-              <w:spacing w:after="40" w:line="300"/>
+              <w:spacing w:after="40" w:line="240" w:lineRule="auto"/>
               <w:ind w:left="360" w:hanging="360"/>
             </w:pPr>
             <w:r>
@@ -14544,7 +14544,7 @@
     </w:p>
     <w:p>
       <w:pPr>
-        <w:spacing w:after="60" w:line="300"/>
+        <w:spacing w:after="60" w:line="240" w:lineRule="auto"/>
         <w:ind w:firstLine="576"/>
         <w:jc w:val="thaiDistribute"/>
       </w:pPr>
@@ -14566,7 +14566,7 @@
         <w:tabs>
           <w:tab w:val="left" w:pos="863"/>
         </w:tabs>
-        <w:spacing w:after="40" w:line="300"/>
+        <w:spacing w:after="40" w:line="240" w:lineRule="auto"/>
         <w:ind w:left="863" w:hanging="504"/>
       </w:pPr>
       <w:r>
@@ -14599,7 +14599,7 @@
         <w:tabs>
           <w:tab w:val="left" w:pos="863"/>
         </w:tabs>
-        <w:spacing w:after="40" w:line="300"/>
+        <w:spacing w:after="40" w:line="240" w:lineRule="auto"/>
         <w:ind w:left="863" w:hanging="504"/>
       </w:pPr>
       <w:r>
@@ -14632,7 +14632,7 @@
         <w:tabs>
           <w:tab w:val="left" w:pos="863"/>
         </w:tabs>
-        <w:spacing w:after="40" w:line="300"/>
+        <w:spacing w:after="40" w:line="240" w:lineRule="auto"/>
         <w:ind w:left="863" w:hanging="504"/>
       </w:pPr>
       <w:r>
@@ -14665,7 +14665,7 @@
         <w:tabs>
           <w:tab w:val="left" w:pos="863"/>
         </w:tabs>
-        <w:spacing w:after="40" w:line="300"/>
+        <w:spacing w:after="40" w:line="240" w:lineRule="auto"/>
         <w:ind w:left="863" w:hanging="504"/>
       </w:pPr>
       <w:r>
@@ -14698,7 +14698,7 @@
         <w:tabs>
           <w:tab w:val="left" w:pos="863"/>
         </w:tabs>
-        <w:spacing w:after="40" w:line="300"/>
+        <w:spacing w:after="40" w:line="240" w:lineRule="auto"/>
         <w:ind w:left="863" w:hanging="504"/>
       </w:pPr>
       <w:r>
@@ -14731,7 +14731,7 @@
         <w:tabs>
           <w:tab w:val="left" w:pos="863"/>
         </w:tabs>
-        <w:spacing w:after="40" w:line="300"/>
+        <w:spacing w:after="40" w:line="240" w:lineRule="auto"/>
         <w:ind w:left="863" w:hanging="504"/>
       </w:pPr>
       <w:r>
@@ -14764,7 +14764,7 @@
         <w:tabs>
           <w:tab w:val="left" w:pos="863"/>
         </w:tabs>
-        <w:spacing w:after="40" w:line="300"/>
+        <w:spacing w:after="40" w:line="240" w:lineRule="auto"/>
         <w:ind w:left="863" w:hanging="504"/>
       </w:pPr>
       <w:r>
@@ -14794,7 +14794,7 @@
     </w:p>
     <w:p>
       <w:pPr>
-        <w:spacing w:after="160" w:line="300"/>
+        <w:spacing w:after="160" w:line="240" w:lineRule="auto"/>
         <w:jc w:val="left"/>
       </w:pPr>
       <w:r>
@@ -14856,7 +14856,7 @@
           </w:p>
           <w:p>
             <w:pPr>
-              <w:spacing w:after="40" w:line="300"/>
+              <w:spacing w:after="40" w:line="240" w:lineRule="auto"/>
               <w:ind w:left="360" w:hanging="360"/>
             </w:pPr>
             <w:r>
@@ -14874,7 +14874,7 @@
           </w:p>
           <w:p>
             <w:pPr>
-              <w:spacing w:after="40" w:line="300"/>
+              <w:spacing w:after="40" w:line="240" w:lineRule="auto"/>
               <w:ind w:left="360" w:hanging="360"/>
             </w:pPr>
             <w:r>
@@ -14892,7 +14892,7 @@
           </w:p>
           <w:p>
             <w:pPr>
-              <w:spacing w:after="40" w:line="300"/>
+              <w:spacing w:after="40" w:line="240" w:lineRule="auto"/>
               <w:ind w:left="360" w:hanging="360"/>
             </w:pPr>
             <w:r>
@@ -15149,7 +15149,7 @@
     </w:rPrDefault>
     <w:pPrDefault>
       <w:pPr>
-        <w:spacing w:line="276"/>
+        <w:spacing w:line="240" w:lineRule="auto"/>
       </w:pPr>
     </w:pPrDefault>
   </w:docDefaults>
@@ -15338,7 +15338,7 @@
     <w:basedOn w:val="Normal"/>
     <w:next w:val="Normal"/>
     <w:pPr>
-      <w:spacing w:after="100" w:before="120" w:line="288"/>
+      <w:spacing w:after="100" w:before="120" w:line="260" w:lineRule="auto"/>
       <w:jc w:val="center"/>
     </w:pPr>
     <w:rPr>
@@ -15354,7 +15354,7 @@
     <w:basedOn w:val="Normal"/>
     <w:next w:val="Normal"/>
     <w:pPr>
-      <w:spacing w:after="160" w:before="60" w:line="288"/>
+      <w:spacing w:after="160" w:before="60" w:line="260" w:lineRule="auto"/>
       <w:jc w:val="center"/>
     </w:pPr>
     <w:rPr>
@@ -15372,7 +15372,7 @@
       <w:tabs>
         <w:tab w:val="right" w:pos="8306" w:leader="dot"/>
       </w:tabs>
-      <w:spacing w:after="40" w:before="120" w:line="300"/>
+      <w:spacing w:after="40" w:before="120" w:line="240" w:lineRule="auto"/>
       <w:ind w:left="0"/>
     </w:pPr>
     <w:rPr>
@@ -15392,7 +15392,7 @@
       <w:tabs>
         <w:tab w:val="right" w:pos="8306" w:leader="dot"/>
       </w:tabs>
-      <w:spacing w:after="40" w:before="0" w:line="300"/>
+      <w:spacing w:after="40" w:before="0" w:line="240" w:lineRule="auto"/>
       <w:ind w:left="504"/>
     </w:pPr>
     <w:rPr>
@@ -15412,7 +15412,7 @@
       <w:tabs>
         <w:tab w:val="right" w:pos="8306" w:leader="dot"/>
       </w:tabs>
-      <w:spacing w:after="40" w:before="0" w:line="300"/>
+      <w:spacing w:after="40" w:before="0" w:line="240" w:lineRule="auto"/>
       <w:ind w:left="0"/>
     </w:pPr>
     <w:rPr>
